--- a/Моделювання систем/лаб17/Horetskyi_lab#.docx
+++ b/Моделювання систем/лаб17/Horetskyi_lab#.docx
@@ -147,18 +147,29 @@
           <w:rFonts w:ascii="Times New Roman" w:hAnsi="Times New Roman" w:cs="Times New Roman"/>
           <w:sz w:val="28"/>
           <w:szCs w:val="28"/>
-        </w:rPr>
-        <w:t xml:space="preserve">Студент: </w:t>
-      </w:r>
+          <w:lang w:val="uk-UA"/>
+        </w:rPr>
+        <w:t xml:space="preserve">Студенти: Горецький Максим, </w:t>
+      </w:r>
+      <w:proofErr w:type="spellStart"/>
       <w:r>
         <w:rPr>
           <w:rFonts w:ascii="Times New Roman" w:hAnsi="Times New Roman" w:cs="Times New Roman"/>
           <w:sz w:val="28"/>
           <w:szCs w:val="28"/>
-          <w:highlight w:val="yellow"/>
           <w:lang w:val="uk-UA"/>
         </w:rPr>
-        <w:t>Команда 1</w:t>
+        <w:t>Дарманський</w:t>
+      </w:r>
+      <w:proofErr w:type="spellEnd"/>
+      <w:r>
+        <w:rPr>
+          <w:rFonts w:ascii="Times New Roman" w:hAnsi="Times New Roman" w:cs="Times New Roman"/>
+          <w:sz w:val="28"/>
+          <w:szCs w:val="28"/>
+          <w:lang w:val="uk-UA"/>
+        </w:rPr>
+        <w:t xml:space="preserve"> Максим, Веретко Сергій, Осадчук Владислав</w:t>
       </w:r>
     </w:p>
     <w:p>
@@ -267,41 +278,153 @@
         <w:rPr>
           <w:b/>
           <w:bCs/>
+          <w:color w:val="auto"/>
         </w:rPr>
       </w:pPr>
       <w:r>
         <w:rPr>
           <w:b/>
           <w:bCs/>
-        </w:rPr>
-        <w:t>Завдання 1.</w:t>
+          <w:color w:val="auto"/>
+        </w:rPr>
+        <w:t>Завдання.</w:t>
       </w:r>
     </w:p>
     <w:p>
       <w:pPr>
         <w:pStyle w:val="4"/>
-      </w:pPr>
-      <w:r>
+        <w:rPr>
+          <w:b/>
+          <w:bCs/>
+          <w:color w:val="auto"/>
+        </w:rPr>
+      </w:pPr>
+      <w:r>
+        <w:rPr>
+          <w:b/>
+          <w:bCs/>
+          <w:color w:val="auto"/>
+        </w:rPr>
         <w:t>Умова завдання</w:t>
       </w:r>
     </w:p>
-    <w:p/>
+    <w:p>
+      <w:r>
+        <w:rPr>
+          <w:noProof/>
+        </w:rPr>
+        <w:drawing>
+          <wp:inline distT="0" distB="0" distL="0" distR="0" wp14:anchorId="78125668" wp14:editId="47263F01">
+            <wp:extent cx="5733415" cy="641985"/>
+            <wp:effectExtent l="0" t="0" r="635" b="5715"/>
+            <wp:docPr id="1" name="Рисунок 1"/>
+            <wp:cNvGraphicFramePr>
+              <a:graphicFrameLocks xmlns:a="http://schemas.openxmlformats.org/drawingml/2006/main" noChangeAspect="1"/>
+            </wp:cNvGraphicFramePr>
+            <a:graphic xmlns:a="http://schemas.openxmlformats.org/drawingml/2006/main">
+              <a:graphicData uri="http://schemas.openxmlformats.org/drawingml/2006/picture">
+                <pic:pic xmlns:pic="http://schemas.openxmlformats.org/drawingml/2006/picture">
+                  <pic:nvPicPr>
+                    <pic:cNvPr id="1" name=""/>
+                    <pic:cNvPicPr/>
+                  </pic:nvPicPr>
+                  <pic:blipFill>
+                    <a:blip r:embed="rId4"/>
+                    <a:stretch>
+                      <a:fillRect/>
+                    </a:stretch>
+                  </pic:blipFill>
+                  <pic:spPr>
+                    <a:xfrm>
+                      <a:off x="0" y="0"/>
+                      <a:ext cx="5733415" cy="641985"/>
+                    </a:xfrm>
+                    <a:prstGeom prst="rect">
+                      <a:avLst/>
+                    </a:prstGeom>
+                  </pic:spPr>
+                </pic:pic>
+              </a:graphicData>
+            </a:graphic>
+          </wp:inline>
+        </w:drawing>
+      </w:r>
+    </w:p>
+    <w:p>
+      <w:r>
+        <w:rPr>
+          <w:lang w:val="en-US"/>
+        </w:rPr>
+        <w:t xml:space="preserve">   </w:t>
+      </w:r>
+      <w:r>
+        <w:rPr>
+          <w:noProof/>
+        </w:rPr>
+        <w:drawing>
+          <wp:inline distT="0" distB="0" distL="0" distR="0" wp14:anchorId="0C8E7B35" wp14:editId="51196556">
+            <wp:extent cx="5257800" cy="228600"/>
+            <wp:effectExtent l="0" t="0" r="0" b="0"/>
+            <wp:docPr id="2" name="Рисунок 2"/>
+            <wp:cNvGraphicFramePr>
+              <a:graphicFrameLocks xmlns:a="http://schemas.openxmlformats.org/drawingml/2006/main" noChangeAspect="1"/>
+            </wp:cNvGraphicFramePr>
+            <a:graphic xmlns:a="http://schemas.openxmlformats.org/drawingml/2006/main">
+              <a:graphicData uri="http://schemas.openxmlformats.org/drawingml/2006/picture">
+                <pic:pic xmlns:pic="http://schemas.openxmlformats.org/drawingml/2006/picture">
+                  <pic:nvPicPr>
+                    <pic:cNvPr id="1" name=""/>
+                    <pic:cNvPicPr/>
+                  </pic:nvPicPr>
+                  <pic:blipFill>
+                    <a:blip r:embed="rId5"/>
+                    <a:stretch>
+                      <a:fillRect/>
+                    </a:stretch>
+                  </pic:blipFill>
+                  <pic:spPr>
+                    <a:xfrm>
+                      <a:off x="0" y="0"/>
+                      <a:ext cx="5257800" cy="228600"/>
+                    </a:xfrm>
+                    <a:prstGeom prst="rect">
+                      <a:avLst/>
+                    </a:prstGeom>
+                  </pic:spPr>
+                </pic:pic>
+              </a:graphicData>
+            </a:graphic>
+          </wp:inline>
+        </w:drawing>
+      </w:r>
+    </w:p>
     <w:p>
       <w:pPr>
         <w:pStyle w:val="4"/>
         <w:rPr>
+          <w:b/>
+          <w:bCs/>
+          <w:color w:val="auto"/>
           <w:lang w:val="ru-RU"/>
         </w:rPr>
       </w:pPr>
       <w:bookmarkStart w:id="6" w:name="_xpk9bbeo4k3q" w:colFirst="0" w:colLast="0"/>
       <w:bookmarkEnd w:id="6"/>
       <w:r>
+        <w:rPr>
+          <w:b/>
+          <w:bCs/>
+          <w:color w:val="auto"/>
+        </w:rPr>
         <w:t>Програмна реалізація</w:t>
       </w:r>
       <w:bookmarkStart w:id="7" w:name="_p5ssbc7ned6l" w:colFirst="0" w:colLast="0"/>
       <w:bookmarkEnd w:id="7"/>
       <w:r>
         <w:rPr>
+          <w:b/>
+          <w:bCs/>
+          <w:color w:val="auto"/>
           <w:lang w:val="ru-RU"/>
         </w:rPr>
         <w:t xml:space="preserve"> </w:t>
@@ -309,488 +432,2162 @@
     </w:p>
     <w:p>
       <w:pPr>
-        <w:rPr>
-          <w:lang w:val="ru-RU"/>
-        </w:rPr>
-      </w:pPr>
+        <w:spacing w:line="312" w:lineRule="auto"/>
+        <w:rPr>
+          <w:rFonts w:ascii="Courier New" w:eastAsia="Courier New" w:hAnsi="Courier New" w:cs="Courier New"/>
+          <w:b/>
+          <w:sz w:val="21"/>
+          <w:szCs w:val="21"/>
+        </w:rPr>
+      </w:pPr>
+      <w:r>
+        <w:rPr>
+          <w:rFonts w:ascii="Courier New" w:eastAsia="Courier New" w:hAnsi="Courier New" w:cs="Courier New"/>
+          <w:b/>
+          <w:sz w:val="21"/>
+          <w:szCs w:val="21"/>
+        </w:rPr>
+        <w:t>% Параметри моделі</w:t>
+      </w:r>
+    </w:p>
+    <w:p>
+      <w:pPr>
+        <w:spacing w:line="312" w:lineRule="auto"/>
+        <w:rPr>
+          <w:rFonts w:ascii="Courier New" w:eastAsia="Courier New" w:hAnsi="Courier New" w:cs="Courier New"/>
+          <w:b/>
+          <w:sz w:val="21"/>
+          <w:szCs w:val="21"/>
+        </w:rPr>
+      </w:pPr>
+      <w:r>
+        <w:rPr>
+          <w:rFonts w:ascii="Courier New" w:eastAsia="Courier New" w:hAnsi="Courier New" w:cs="Courier New"/>
+          <w:b/>
+          <w:sz w:val="21"/>
+          <w:szCs w:val="21"/>
+        </w:rPr>
+        <w:t xml:space="preserve">g = 9.81;        % прискорення </w:t>
+      </w:r>
+    </w:p>
+    <w:p>
+      <w:pPr>
+        <w:spacing w:line="312" w:lineRule="auto"/>
+        <w:rPr>
+          <w:rFonts w:ascii="Courier New" w:eastAsia="Courier New" w:hAnsi="Courier New" w:cs="Courier New"/>
+          <w:b/>
+          <w:sz w:val="21"/>
+          <w:szCs w:val="21"/>
+        </w:rPr>
+      </w:pPr>
+      <w:r>
+        <w:rPr>
+          <w:rFonts w:ascii="Courier New" w:eastAsia="Courier New" w:hAnsi="Courier New" w:cs="Courier New"/>
+          <w:b/>
+          <w:sz w:val="21"/>
+          <w:szCs w:val="21"/>
+        </w:rPr>
+        <w:t xml:space="preserve">l = 1.0;         % довжина </w:t>
+      </w:r>
+    </w:p>
+    <w:p>
+      <w:pPr>
+        <w:spacing w:line="312" w:lineRule="auto"/>
+        <w:rPr>
+          <w:rFonts w:ascii="Courier New" w:eastAsia="Courier New" w:hAnsi="Courier New" w:cs="Courier New"/>
+          <w:b/>
+          <w:sz w:val="21"/>
+          <w:szCs w:val="21"/>
+        </w:rPr>
+      </w:pPr>
+      <w:r>
+        <w:rPr>
+          <w:rFonts w:ascii="Courier New" w:eastAsia="Courier New" w:hAnsi="Courier New" w:cs="Courier New"/>
+          <w:b/>
+          <w:sz w:val="21"/>
+          <w:szCs w:val="21"/>
+        </w:rPr>
+        <w:t xml:space="preserve">theta0 = </w:t>
+      </w:r>
+      <w:proofErr w:type="spellStart"/>
+      <w:r>
+        <w:rPr>
+          <w:rFonts w:ascii="Courier New" w:eastAsia="Courier New" w:hAnsi="Courier New" w:cs="Courier New"/>
+          <w:b/>
+          <w:sz w:val="21"/>
+          <w:szCs w:val="21"/>
+        </w:rPr>
+        <w:t>pi</w:t>
+      </w:r>
+      <w:proofErr w:type="spellEnd"/>
+      <w:r>
+        <w:rPr>
+          <w:rFonts w:ascii="Courier New" w:eastAsia="Courier New" w:hAnsi="Courier New" w:cs="Courier New"/>
+          <w:b/>
+          <w:sz w:val="21"/>
+          <w:szCs w:val="21"/>
+        </w:rPr>
+        <w:t>/4;   % початкове відхилення</w:t>
+      </w:r>
+    </w:p>
+    <w:p>
+      <w:pPr>
+        <w:spacing w:line="312" w:lineRule="auto"/>
+        <w:rPr>
+          <w:rFonts w:ascii="Courier New" w:eastAsia="Courier New" w:hAnsi="Courier New" w:cs="Courier New"/>
+          <w:b/>
+          <w:sz w:val="21"/>
+          <w:szCs w:val="21"/>
+        </w:rPr>
+      </w:pPr>
+      <w:r>
+        <w:rPr>
+          <w:rFonts w:ascii="Courier New" w:eastAsia="Courier New" w:hAnsi="Courier New" w:cs="Courier New"/>
+          <w:b/>
+          <w:sz w:val="21"/>
+          <w:szCs w:val="21"/>
+        </w:rPr>
+        <w:t>omega0 = 0;      % початкова швидкість</w:t>
+      </w:r>
+    </w:p>
+    <w:p>
+      <w:pPr>
+        <w:spacing w:line="312" w:lineRule="auto"/>
+        <w:rPr>
+          <w:rFonts w:ascii="Courier New" w:eastAsia="Courier New" w:hAnsi="Courier New" w:cs="Courier New"/>
+          <w:b/>
+          <w:sz w:val="21"/>
+          <w:szCs w:val="21"/>
+        </w:rPr>
+      </w:pPr>
+    </w:p>
+    <w:p>
+      <w:pPr>
+        <w:spacing w:line="312" w:lineRule="auto"/>
+        <w:rPr>
+          <w:rFonts w:ascii="Courier New" w:eastAsia="Courier New" w:hAnsi="Courier New" w:cs="Courier New"/>
+          <w:b/>
+          <w:sz w:val="21"/>
+          <w:szCs w:val="21"/>
+        </w:rPr>
+      </w:pPr>
+      <w:r>
+        <w:rPr>
+          <w:rFonts w:ascii="Courier New" w:eastAsia="Courier New" w:hAnsi="Courier New" w:cs="Courier New"/>
+          <w:b/>
+          <w:sz w:val="21"/>
+          <w:szCs w:val="21"/>
+        </w:rPr>
+        <w:t>% Час моделювання</w:t>
+      </w:r>
+    </w:p>
+    <w:p>
+      <w:pPr>
+        <w:spacing w:line="312" w:lineRule="auto"/>
+        <w:rPr>
+          <w:rFonts w:ascii="Courier New" w:eastAsia="Courier New" w:hAnsi="Courier New" w:cs="Courier New"/>
+          <w:b/>
+          <w:sz w:val="21"/>
+          <w:szCs w:val="21"/>
+        </w:rPr>
+      </w:pPr>
+      <w:proofErr w:type="spellStart"/>
+      <w:r>
+        <w:rPr>
+          <w:rFonts w:ascii="Courier New" w:eastAsia="Courier New" w:hAnsi="Courier New" w:cs="Courier New"/>
+          <w:b/>
+          <w:sz w:val="21"/>
+          <w:szCs w:val="21"/>
+        </w:rPr>
+        <w:t>t_max</w:t>
+      </w:r>
+      <w:proofErr w:type="spellEnd"/>
+      <w:r>
+        <w:rPr>
+          <w:rFonts w:ascii="Courier New" w:eastAsia="Courier New" w:hAnsi="Courier New" w:cs="Courier New"/>
+          <w:b/>
+          <w:sz w:val="21"/>
+          <w:szCs w:val="21"/>
+        </w:rPr>
+        <w:t xml:space="preserve"> = 10;</w:t>
+      </w:r>
+    </w:p>
+    <w:p>
+      <w:pPr>
+        <w:spacing w:line="312" w:lineRule="auto"/>
+        <w:rPr>
+          <w:rFonts w:ascii="Courier New" w:eastAsia="Courier New" w:hAnsi="Courier New" w:cs="Courier New"/>
+          <w:b/>
+          <w:sz w:val="21"/>
+          <w:szCs w:val="21"/>
+        </w:rPr>
+      </w:pPr>
+      <w:proofErr w:type="spellStart"/>
+      <w:r>
+        <w:rPr>
+          <w:rFonts w:ascii="Courier New" w:eastAsia="Courier New" w:hAnsi="Courier New" w:cs="Courier New"/>
+          <w:b/>
+          <w:sz w:val="21"/>
+          <w:szCs w:val="21"/>
+        </w:rPr>
+        <w:t>dt</w:t>
+      </w:r>
+      <w:proofErr w:type="spellEnd"/>
+      <w:r>
+        <w:rPr>
+          <w:rFonts w:ascii="Courier New" w:eastAsia="Courier New" w:hAnsi="Courier New" w:cs="Courier New"/>
+          <w:b/>
+          <w:sz w:val="21"/>
+          <w:szCs w:val="21"/>
+        </w:rPr>
+        <w:t xml:space="preserve"> = 0.01;</w:t>
+      </w:r>
+    </w:p>
+    <w:p>
+      <w:pPr>
+        <w:spacing w:line="312" w:lineRule="auto"/>
+        <w:rPr>
+          <w:rFonts w:ascii="Courier New" w:eastAsia="Courier New" w:hAnsi="Courier New" w:cs="Courier New"/>
+          <w:b/>
+          <w:sz w:val="21"/>
+          <w:szCs w:val="21"/>
+        </w:rPr>
+      </w:pPr>
+      <w:r>
+        <w:rPr>
+          <w:rFonts w:ascii="Courier New" w:eastAsia="Courier New" w:hAnsi="Courier New" w:cs="Courier New"/>
+          <w:b/>
+          <w:sz w:val="21"/>
+          <w:szCs w:val="21"/>
+        </w:rPr>
+        <w:t>t = 0:dt:t_max;</w:t>
+      </w:r>
+    </w:p>
+    <w:p>
+      <w:pPr>
+        <w:spacing w:line="312" w:lineRule="auto"/>
+        <w:rPr>
+          <w:rFonts w:ascii="Courier New" w:eastAsia="Courier New" w:hAnsi="Courier New" w:cs="Courier New"/>
+          <w:b/>
+          <w:sz w:val="21"/>
+          <w:szCs w:val="21"/>
+        </w:rPr>
+      </w:pPr>
+    </w:p>
+    <w:p>
+      <w:pPr>
+        <w:spacing w:line="312" w:lineRule="auto"/>
+        <w:rPr>
+          <w:rFonts w:ascii="Courier New" w:eastAsia="Courier New" w:hAnsi="Courier New" w:cs="Courier New"/>
+          <w:b/>
+          <w:sz w:val="21"/>
+          <w:szCs w:val="21"/>
+        </w:rPr>
+      </w:pPr>
+      <w:r>
+        <w:rPr>
+          <w:rFonts w:ascii="Courier New" w:eastAsia="Courier New" w:hAnsi="Courier New" w:cs="Courier New"/>
+          <w:b/>
+          <w:sz w:val="21"/>
+          <w:szCs w:val="21"/>
+        </w:rPr>
+        <w:t>% Ініціалізація</w:t>
+      </w:r>
+    </w:p>
+    <w:p>
+      <w:pPr>
+        <w:spacing w:line="312" w:lineRule="auto"/>
+        <w:rPr>
+          <w:rFonts w:ascii="Courier New" w:eastAsia="Courier New" w:hAnsi="Courier New" w:cs="Courier New"/>
+          <w:b/>
+          <w:sz w:val="21"/>
+          <w:szCs w:val="21"/>
+        </w:rPr>
+      </w:pPr>
+      <w:proofErr w:type="spellStart"/>
+      <w:r>
+        <w:rPr>
+          <w:rFonts w:ascii="Courier New" w:eastAsia="Courier New" w:hAnsi="Courier New" w:cs="Courier New"/>
+          <w:b/>
+          <w:sz w:val="21"/>
+          <w:szCs w:val="21"/>
+        </w:rPr>
+        <w:t>theta</w:t>
+      </w:r>
+      <w:proofErr w:type="spellEnd"/>
+      <w:r>
+        <w:rPr>
+          <w:rFonts w:ascii="Courier New" w:eastAsia="Courier New" w:hAnsi="Courier New" w:cs="Courier New"/>
+          <w:b/>
+          <w:sz w:val="21"/>
+          <w:szCs w:val="21"/>
+        </w:rPr>
+        <w:t xml:space="preserve"> = </w:t>
+      </w:r>
+      <w:proofErr w:type="spellStart"/>
+      <w:r>
+        <w:rPr>
+          <w:rFonts w:ascii="Courier New" w:eastAsia="Courier New" w:hAnsi="Courier New" w:cs="Courier New"/>
+          <w:b/>
+          <w:sz w:val="21"/>
+          <w:szCs w:val="21"/>
+        </w:rPr>
+        <w:t>zeros</w:t>
+      </w:r>
+      <w:proofErr w:type="spellEnd"/>
+      <w:r>
+        <w:rPr>
+          <w:rFonts w:ascii="Courier New" w:eastAsia="Courier New" w:hAnsi="Courier New" w:cs="Courier New"/>
+          <w:b/>
+          <w:sz w:val="21"/>
+          <w:szCs w:val="21"/>
+        </w:rPr>
+        <w:t xml:space="preserve">(1, </w:t>
+      </w:r>
+      <w:proofErr w:type="spellStart"/>
+      <w:r>
+        <w:rPr>
+          <w:rFonts w:ascii="Courier New" w:eastAsia="Courier New" w:hAnsi="Courier New" w:cs="Courier New"/>
+          <w:b/>
+          <w:sz w:val="21"/>
+          <w:szCs w:val="21"/>
+        </w:rPr>
+        <w:t>length</w:t>
+      </w:r>
+      <w:proofErr w:type="spellEnd"/>
+      <w:r>
+        <w:rPr>
+          <w:rFonts w:ascii="Courier New" w:eastAsia="Courier New" w:hAnsi="Courier New" w:cs="Courier New"/>
+          <w:b/>
+          <w:sz w:val="21"/>
+          <w:szCs w:val="21"/>
+        </w:rPr>
+        <w:t>(t));</w:t>
+      </w:r>
+    </w:p>
+    <w:p>
+      <w:pPr>
+        <w:spacing w:line="312" w:lineRule="auto"/>
+        <w:rPr>
+          <w:rFonts w:ascii="Courier New" w:eastAsia="Courier New" w:hAnsi="Courier New" w:cs="Courier New"/>
+          <w:b/>
+          <w:sz w:val="21"/>
+          <w:szCs w:val="21"/>
+        </w:rPr>
+      </w:pPr>
+      <w:proofErr w:type="spellStart"/>
+      <w:r>
+        <w:rPr>
+          <w:rFonts w:ascii="Courier New" w:eastAsia="Courier New" w:hAnsi="Courier New" w:cs="Courier New"/>
+          <w:b/>
+          <w:sz w:val="21"/>
+          <w:szCs w:val="21"/>
+        </w:rPr>
+        <w:t>omega</w:t>
+      </w:r>
+      <w:proofErr w:type="spellEnd"/>
+      <w:r>
+        <w:rPr>
+          <w:rFonts w:ascii="Courier New" w:eastAsia="Courier New" w:hAnsi="Courier New" w:cs="Courier New"/>
+          <w:b/>
+          <w:sz w:val="21"/>
+          <w:szCs w:val="21"/>
+        </w:rPr>
+        <w:t xml:space="preserve"> = </w:t>
+      </w:r>
+      <w:proofErr w:type="spellStart"/>
+      <w:r>
+        <w:rPr>
+          <w:rFonts w:ascii="Courier New" w:eastAsia="Courier New" w:hAnsi="Courier New" w:cs="Courier New"/>
+          <w:b/>
+          <w:sz w:val="21"/>
+          <w:szCs w:val="21"/>
+        </w:rPr>
+        <w:t>zeros</w:t>
+      </w:r>
+      <w:proofErr w:type="spellEnd"/>
+      <w:r>
+        <w:rPr>
+          <w:rFonts w:ascii="Courier New" w:eastAsia="Courier New" w:hAnsi="Courier New" w:cs="Courier New"/>
+          <w:b/>
+          <w:sz w:val="21"/>
+          <w:szCs w:val="21"/>
+        </w:rPr>
+        <w:t xml:space="preserve">(1, </w:t>
+      </w:r>
+      <w:proofErr w:type="spellStart"/>
+      <w:r>
+        <w:rPr>
+          <w:rFonts w:ascii="Courier New" w:eastAsia="Courier New" w:hAnsi="Courier New" w:cs="Courier New"/>
+          <w:b/>
+          <w:sz w:val="21"/>
+          <w:szCs w:val="21"/>
+        </w:rPr>
+        <w:t>length</w:t>
+      </w:r>
+      <w:proofErr w:type="spellEnd"/>
+      <w:r>
+        <w:rPr>
+          <w:rFonts w:ascii="Courier New" w:eastAsia="Courier New" w:hAnsi="Courier New" w:cs="Courier New"/>
+          <w:b/>
+          <w:sz w:val="21"/>
+          <w:szCs w:val="21"/>
+        </w:rPr>
+        <w:t>(t));</w:t>
+      </w:r>
+    </w:p>
+    <w:p>
+      <w:pPr>
+        <w:spacing w:line="312" w:lineRule="auto"/>
+        <w:rPr>
+          <w:rFonts w:ascii="Courier New" w:eastAsia="Courier New" w:hAnsi="Courier New" w:cs="Courier New"/>
+          <w:b/>
+          <w:sz w:val="21"/>
+          <w:szCs w:val="21"/>
+        </w:rPr>
+      </w:pPr>
+      <w:proofErr w:type="spellStart"/>
+      <w:r>
+        <w:rPr>
+          <w:rFonts w:ascii="Courier New" w:eastAsia="Courier New" w:hAnsi="Courier New" w:cs="Courier New"/>
+          <w:b/>
+          <w:sz w:val="21"/>
+          <w:szCs w:val="21"/>
+        </w:rPr>
+        <w:t>theta</w:t>
+      </w:r>
+      <w:proofErr w:type="spellEnd"/>
+      <w:r>
+        <w:rPr>
+          <w:rFonts w:ascii="Courier New" w:eastAsia="Courier New" w:hAnsi="Courier New" w:cs="Courier New"/>
+          <w:b/>
+          <w:sz w:val="21"/>
+          <w:szCs w:val="21"/>
+        </w:rPr>
+        <w:t>(1) = theta0;</w:t>
+      </w:r>
+    </w:p>
+    <w:p>
+      <w:pPr>
+        <w:spacing w:line="312" w:lineRule="auto"/>
+        <w:rPr>
+          <w:rFonts w:ascii="Courier New" w:eastAsia="Courier New" w:hAnsi="Courier New" w:cs="Courier New"/>
+          <w:b/>
+          <w:sz w:val="21"/>
+          <w:szCs w:val="21"/>
+        </w:rPr>
+      </w:pPr>
+      <w:proofErr w:type="spellStart"/>
+      <w:r>
+        <w:rPr>
+          <w:rFonts w:ascii="Courier New" w:eastAsia="Courier New" w:hAnsi="Courier New" w:cs="Courier New"/>
+          <w:b/>
+          <w:sz w:val="21"/>
+          <w:szCs w:val="21"/>
+        </w:rPr>
+        <w:t>omega</w:t>
+      </w:r>
+      <w:proofErr w:type="spellEnd"/>
+      <w:r>
+        <w:rPr>
+          <w:rFonts w:ascii="Courier New" w:eastAsia="Courier New" w:hAnsi="Courier New" w:cs="Courier New"/>
+          <w:b/>
+          <w:sz w:val="21"/>
+          <w:szCs w:val="21"/>
+        </w:rPr>
+        <w:t>(1) = omega0;</w:t>
+      </w:r>
+    </w:p>
+    <w:p>
+      <w:pPr>
+        <w:spacing w:line="312" w:lineRule="auto"/>
+        <w:rPr>
+          <w:rFonts w:ascii="Courier New" w:eastAsia="Courier New" w:hAnsi="Courier New" w:cs="Courier New"/>
+          <w:b/>
+          <w:sz w:val="21"/>
+          <w:szCs w:val="21"/>
+        </w:rPr>
+      </w:pPr>
+    </w:p>
+    <w:p>
+      <w:pPr>
+        <w:spacing w:line="312" w:lineRule="auto"/>
+        <w:rPr>
+          <w:rFonts w:ascii="Courier New" w:eastAsia="Courier New" w:hAnsi="Courier New" w:cs="Courier New"/>
+          <w:b/>
+          <w:sz w:val="21"/>
+          <w:szCs w:val="21"/>
+        </w:rPr>
+      </w:pPr>
+      <w:r>
+        <w:rPr>
+          <w:rFonts w:ascii="Courier New" w:eastAsia="Courier New" w:hAnsi="Courier New" w:cs="Courier New"/>
+          <w:b/>
+          <w:sz w:val="21"/>
+          <w:szCs w:val="21"/>
+        </w:rPr>
+        <w:t>% Чисельне інтегрування методом Ейлера</w:t>
+      </w:r>
+    </w:p>
+    <w:p>
+      <w:pPr>
+        <w:spacing w:line="312" w:lineRule="auto"/>
+        <w:rPr>
+          <w:rFonts w:ascii="Courier New" w:eastAsia="Courier New" w:hAnsi="Courier New" w:cs="Courier New"/>
+          <w:b/>
+          <w:sz w:val="21"/>
+          <w:szCs w:val="21"/>
+        </w:rPr>
+      </w:pPr>
+      <w:proofErr w:type="spellStart"/>
+      <w:r>
+        <w:rPr>
+          <w:rFonts w:ascii="Courier New" w:eastAsia="Courier New" w:hAnsi="Courier New" w:cs="Courier New"/>
+          <w:b/>
+          <w:sz w:val="21"/>
+          <w:szCs w:val="21"/>
+        </w:rPr>
+        <w:t>for</w:t>
+      </w:r>
+      <w:proofErr w:type="spellEnd"/>
+      <w:r>
+        <w:rPr>
+          <w:rFonts w:ascii="Courier New" w:eastAsia="Courier New" w:hAnsi="Courier New" w:cs="Courier New"/>
+          <w:b/>
+          <w:sz w:val="21"/>
+          <w:szCs w:val="21"/>
+        </w:rPr>
+        <w:t xml:space="preserve"> i = 1:length(t)-1</w:t>
+      </w:r>
+    </w:p>
+    <w:p>
+      <w:pPr>
+        <w:spacing w:line="312" w:lineRule="auto"/>
+        <w:rPr>
+          <w:rFonts w:ascii="Courier New" w:eastAsia="Courier New" w:hAnsi="Courier New" w:cs="Courier New"/>
+          <w:b/>
+          <w:sz w:val="21"/>
+          <w:szCs w:val="21"/>
+        </w:rPr>
+      </w:pPr>
+      <w:r>
+        <w:rPr>
+          <w:rFonts w:ascii="Courier New" w:eastAsia="Courier New" w:hAnsi="Courier New" w:cs="Courier New"/>
+          <w:b/>
+          <w:sz w:val="21"/>
+          <w:szCs w:val="21"/>
+        </w:rPr>
+        <w:lastRenderedPageBreak/>
+        <w:t xml:space="preserve">    </w:t>
+      </w:r>
+      <w:proofErr w:type="spellStart"/>
+      <w:r>
+        <w:rPr>
+          <w:rFonts w:ascii="Courier New" w:eastAsia="Courier New" w:hAnsi="Courier New" w:cs="Courier New"/>
+          <w:b/>
+          <w:sz w:val="21"/>
+          <w:szCs w:val="21"/>
+        </w:rPr>
+        <w:t>omega</w:t>
+      </w:r>
+      <w:proofErr w:type="spellEnd"/>
+      <w:r>
+        <w:rPr>
+          <w:rFonts w:ascii="Courier New" w:eastAsia="Courier New" w:hAnsi="Courier New" w:cs="Courier New"/>
+          <w:b/>
+          <w:sz w:val="21"/>
+          <w:szCs w:val="21"/>
+        </w:rPr>
+        <w:t xml:space="preserve">(i+1) = </w:t>
+      </w:r>
+      <w:proofErr w:type="spellStart"/>
+      <w:r>
+        <w:rPr>
+          <w:rFonts w:ascii="Courier New" w:eastAsia="Courier New" w:hAnsi="Courier New" w:cs="Courier New"/>
+          <w:b/>
+          <w:sz w:val="21"/>
+          <w:szCs w:val="21"/>
+        </w:rPr>
+        <w:t>omega</w:t>
+      </w:r>
+      <w:proofErr w:type="spellEnd"/>
+      <w:r>
+        <w:rPr>
+          <w:rFonts w:ascii="Courier New" w:eastAsia="Courier New" w:hAnsi="Courier New" w:cs="Courier New"/>
+          <w:b/>
+          <w:sz w:val="21"/>
+          <w:szCs w:val="21"/>
+        </w:rPr>
+        <w:t>(i) - (g/l)*</w:t>
+      </w:r>
+      <w:proofErr w:type="spellStart"/>
+      <w:r>
+        <w:rPr>
+          <w:rFonts w:ascii="Courier New" w:eastAsia="Courier New" w:hAnsi="Courier New" w:cs="Courier New"/>
+          <w:b/>
+          <w:sz w:val="21"/>
+          <w:szCs w:val="21"/>
+        </w:rPr>
+        <w:t>sin</w:t>
+      </w:r>
+      <w:proofErr w:type="spellEnd"/>
+      <w:r>
+        <w:rPr>
+          <w:rFonts w:ascii="Courier New" w:eastAsia="Courier New" w:hAnsi="Courier New" w:cs="Courier New"/>
+          <w:b/>
+          <w:sz w:val="21"/>
+          <w:szCs w:val="21"/>
+        </w:rPr>
+        <w:t>(</w:t>
+      </w:r>
+      <w:proofErr w:type="spellStart"/>
+      <w:r>
+        <w:rPr>
+          <w:rFonts w:ascii="Courier New" w:eastAsia="Courier New" w:hAnsi="Courier New" w:cs="Courier New"/>
+          <w:b/>
+          <w:sz w:val="21"/>
+          <w:szCs w:val="21"/>
+        </w:rPr>
+        <w:t>theta</w:t>
+      </w:r>
+      <w:proofErr w:type="spellEnd"/>
+      <w:r>
+        <w:rPr>
+          <w:rFonts w:ascii="Courier New" w:eastAsia="Courier New" w:hAnsi="Courier New" w:cs="Courier New"/>
+          <w:b/>
+          <w:sz w:val="21"/>
+          <w:szCs w:val="21"/>
+        </w:rPr>
+        <w:t xml:space="preserve">(i)) * </w:t>
+      </w:r>
+      <w:proofErr w:type="spellStart"/>
+      <w:r>
+        <w:rPr>
+          <w:rFonts w:ascii="Courier New" w:eastAsia="Courier New" w:hAnsi="Courier New" w:cs="Courier New"/>
+          <w:b/>
+          <w:sz w:val="21"/>
+          <w:szCs w:val="21"/>
+        </w:rPr>
+        <w:t>dt</w:t>
+      </w:r>
+      <w:proofErr w:type="spellEnd"/>
+      <w:r>
+        <w:rPr>
+          <w:rFonts w:ascii="Courier New" w:eastAsia="Courier New" w:hAnsi="Courier New" w:cs="Courier New"/>
+          <w:b/>
+          <w:sz w:val="21"/>
+          <w:szCs w:val="21"/>
+        </w:rPr>
+        <w:t>;</w:t>
+      </w:r>
+    </w:p>
+    <w:p>
+      <w:pPr>
+        <w:spacing w:line="312" w:lineRule="auto"/>
+        <w:rPr>
+          <w:rFonts w:ascii="Courier New" w:eastAsia="Courier New" w:hAnsi="Courier New" w:cs="Courier New"/>
+          <w:b/>
+          <w:sz w:val="21"/>
+          <w:szCs w:val="21"/>
+        </w:rPr>
+      </w:pPr>
+      <w:r>
+        <w:rPr>
+          <w:rFonts w:ascii="Courier New" w:eastAsia="Courier New" w:hAnsi="Courier New" w:cs="Courier New"/>
+          <w:b/>
+          <w:sz w:val="21"/>
+          <w:szCs w:val="21"/>
+        </w:rPr>
+        <w:t xml:space="preserve">    </w:t>
+      </w:r>
+      <w:proofErr w:type="spellStart"/>
+      <w:r>
+        <w:rPr>
+          <w:rFonts w:ascii="Courier New" w:eastAsia="Courier New" w:hAnsi="Courier New" w:cs="Courier New"/>
+          <w:b/>
+          <w:sz w:val="21"/>
+          <w:szCs w:val="21"/>
+        </w:rPr>
+        <w:t>theta</w:t>
+      </w:r>
+      <w:proofErr w:type="spellEnd"/>
+      <w:r>
+        <w:rPr>
+          <w:rFonts w:ascii="Courier New" w:eastAsia="Courier New" w:hAnsi="Courier New" w:cs="Courier New"/>
+          <w:b/>
+          <w:sz w:val="21"/>
+          <w:szCs w:val="21"/>
+        </w:rPr>
+        <w:t xml:space="preserve">(i+1) = </w:t>
+      </w:r>
+      <w:proofErr w:type="spellStart"/>
+      <w:r>
+        <w:rPr>
+          <w:rFonts w:ascii="Courier New" w:eastAsia="Courier New" w:hAnsi="Courier New" w:cs="Courier New"/>
+          <w:b/>
+          <w:sz w:val="21"/>
+          <w:szCs w:val="21"/>
+        </w:rPr>
+        <w:t>theta</w:t>
+      </w:r>
+      <w:proofErr w:type="spellEnd"/>
+      <w:r>
+        <w:rPr>
+          <w:rFonts w:ascii="Courier New" w:eastAsia="Courier New" w:hAnsi="Courier New" w:cs="Courier New"/>
+          <w:b/>
+          <w:sz w:val="21"/>
+          <w:szCs w:val="21"/>
+        </w:rPr>
+        <w:t xml:space="preserve">(i) + </w:t>
+      </w:r>
+      <w:proofErr w:type="spellStart"/>
+      <w:r>
+        <w:rPr>
+          <w:rFonts w:ascii="Courier New" w:eastAsia="Courier New" w:hAnsi="Courier New" w:cs="Courier New"/>
+          <w:b/>
+          <w:sz w:val="21"/>
+          <w:szCs w:val="21"/>
+        </w:rPr>
+        <w:t>omega</w:t>
+      </w:r>
+      <w:proofErr w:type="spellEnd"/>
+      <w:r>
+        <w:rPr>
+          <w:rFonts w:ascii="Courier New" w:eastAsia="Courier New" w:hAnsi="Courier New" w:cs="Courier New"/>
+          <w:b/>
+          <w:sz w:val="21"/>
+          <w:szCs w:val="21"/>
+        </w:rPr>
+        <w:t xml:space="preserve">(i) * </w:t>
+      </w:r>
+      <w:proofErr w:type="spellStart"/>
+      <w:r>
+        <w:rPr>
+          <w:rFonts w:ascii="Courier New" w:eastAsia="Courier New" w:hAnsi="Courier New" w:cs="Courier New"/>
+          <w:b/>
+          <w:sz w:val="21"/>
+          <w:szCs w:val="21"/>
+        </w:rPr>
+        <w:t>dt</w:t>
+      </w:r>
+      <w:proofErr w:type="spellEnd"/>
+      <w:r>
+        <w:rPr>
+          <w:rFonts w:ascii="Courier New" w:eastAsia="Courier New" w:hAnsi="Courier New" w:cs="Courier New"/>
+          <w:b/>
+          <w:sz w:val="21"/>
+          <w:szCs w:val="21"/>
+        </w:rPr>
+        <w:t>;</w:t>
+      </w:r>
+    </w:p>
+    <w:p>
+      <w:pPr>
+        <w:spacing w:line="312" w:lineRule="auto"/>
+        <w:rPr>
+          <w:rFonts w:ascii="Courier New" w:eastAsia="Courier New" w:hAnsi="Courier New" w:cs="Courier New"/>
+          <w:b/>
+          <w:sz w:val="21"/>
+          <w:szCs w:val="21"/>
+        </w:rPr>
+      </w:pPr>
+      <w:proofErr w:type="spellStart"/>
+      <w:r>
+        <w:rPr>
+          <w:rFonts w:ascii="Courier New" w:eastAsia="Courier New" w:hAnsi="Courier New" w:cs="Courier New"/>
+          <w:b/>
+          <w:sz w:val="21"/>
+          <w:szCs w:val="21"/>
+        </w:rPr>
+        <w:t>end</w:t>
+      </w:r>
+      <w:proofErr w:type="spellEnd"/>
+    </w:p>
+    <w:p>
+      <w:pPr>
+        <w:spacing w:line="312" w:lineRule="auto"/>
+        <w:rPr>
+          <w:rFonts w:ascii="Courier New" w:eastAsia="Courier New" w:hAnsi="Courier New" w:cs="Courier New"/>
+          <w:b/>
+          <w:sz w:val="21"/>
+          <w:szCs w:val="21"/>
+        </w:rPr>
+      </w:pPr>
+    </w:p>
+    <w:p>
+      <w:pPr>
+        <w:spacing w:line="312" w:lineRule="auto"/>
+        <w:rPr>
+          <w:rFonts w:ascii="Courier New" w:eastAsia="Courier New" w:hAnsi="Courier New" w:cs="Courier New"/>
+          <w:b/>
+          <w:sz w:val="21"/>
+          <w:szCs w:val="21"/>
+        </w:rPr>
+      </w:pPr>
+      <w:r>
+        <w:rPr>
+          <w:rFonts w:ascii="Courier New" w:eastAsia="Courier New" w:hAnsi="Courier New" w:cs="Courier New"/>
+          <w:b/>
+          <w:sz w:val="21"/>
+          <w:szCs w:val="21"/>
+        </w:rPr>
+        <w:t>% Побудова графіка</w:t>
+      </w:r>
+    </w:p>
+    <w:p>
+      <w:pPr>
+        <w:spacing w:line="312" w:lineRule="auto"/>
+        <w:rPr>
+          <w:rFonts w:ascii="Courier New" w:eastAsia="Courier New" w:hAnsi="Courier New" w:cs="Courier New"/>
+          <w:b/>
+          <w:sz w:val="21"/>
+          <w:szCs w:val="21"/>
+        </w:rPr>
+      </w:pPr>
+      <w:proofErr w:type="spellStart"/>
+      <w:r>
+        <w:rPr>
+          <w:rFonts w:ascii="Courier New" w:eastAsia="Courier New" w:hAnsi="Courier New" w:cs="Courier New"/>
+          <w:b/>
+          <w:sz w:val="21"/>
+          <w:szCs w:val="21"/>
+        </w:rPr>
+        <w:t>figure</w:t>
+      </w:r>
+      <w:proofErr w:type="spellEnd"/>
+      <w:r>
+        <w:rPr>
+          <w:rFonts w:ascii="Courier New" w:eastAsia="Courier New" w:hAnsi="Courier New" w:cs="Courier New"/>
+          <w:b/>
+          <w:sz w:val="21"/>
+          <w:szCs w:val="21"/>
+        </w:rPr>
+        <w:t>;</w:t>
+      </w:r>
+    </w:p>
+    <w:p>
+      <w:pPr>
+        <w:spacing w:line="312" w:lineRule="auto"/>
+        <w:rPr>
+          <w:rFonts w:ascii="Courier New" w:eastAsia="Courier New" w:hAnsi="Courier New" w:cs="Courier New"/>
+          <w:b/>
+          <w:sz w:val="21"/>
+          <w:szCs w:val="21"/>
+        </w:rPr>
+      </w:pPr>
+      <w:proofErr w:type="spellStart"/>
+      <w:r>
+        <w:rPr>
+          <w:rFonts w:ascii="Courier New" w:eastAsia="Courier New" w:hAnsi="Courier New" w:cs="Courier New"/>
+          <w:b/>
+          <w:sz w:val="21"/>
+          <w:szCs w:val="21"/>
+        </w:rPr>
+        <w:t>plot</w:t>
+      </w:r>
+      <w:proofErr w:type="spellEnd"/>
+      <w:r>
+        <w:rPr>
+          <w:rFonts w:ascii="Courier New" w:eastAsia="Courier New" w:hAnsi="Courier New" w:cs="Courier New"/>
+          <w:b/>
+          <w:sz w:val="21"/>
+          <w:szCs w:val="21"/>
+        </w:rPr>
+        <w:t xml:space="preserve">(t, </w:t>
+      </w:r>
+      <w:proofErr w:type="spellStart"/>
+      <w:r>
+        <w:rPr>
+          <w:rFonts w:ascii="Courier New" w:eastAsia="Courier New" w:hAnsi="Courier New" w:cs="Courier New"/>
+          <w:b/>
+          <w:sz w:val="21"/>
+          <w:szCs w:val="21"/>
+        </w:rPr>
+        <w:t>theta</w:t>
+      </w:r>
+      <w:proofErr w:type="spellEnd"/>
+      <w:r>
+        <w:rPr>
+          <w:rFonts w:ascii="Courier New" w:eastAsia="Courier New" w:hAnsi="Courier New" w:cs="Courier New"/>
+          <w:b/>
+          <w:sz w:val="21"/>
+          <w:szCs w:val="21"/>
+        </w:rPr>
+        <w:t>, 'b', '</w:t>
+      </w:r>
+      <w:proofErr w:type="spellStart"/>
+      <w:r>
+        <w:rPr>
+          <w:rFonts w:ascii="Courier New" w:eastAsia="Courier New" w:hAnsi="Courier New" w:cs="Courier New"/>
+          <w:b/>
+          <w:sz w:val="21"/>
+          <w:szCs w:val="21"/>
+        </w:rPr>
+        <w:t>LineWidth</w:t>
+      </w:r>
+      <w:proofErr w:type="spellEnd"/>
+      <w:r>
+        <w:rPr>
+          <w:rFonts w:ascii="Courier New" w:eastAsia="Courier New" w:hAnsi="Courier New" w:cs="Courier New"/>
+          <w:b/>
+          <w:sz w:val="21"/>
+          <w:szCs w:val="21"/>
+        </w:rPr>
+        <w:t>', 2);</w:t>
+      </w:r>
+    </w:p>
+    <w:p>
+      <w:pPr>
+        <w:spacing w:line="312" w:lineRule="auto"/>
+        <w:rPr>
+          <w:rFonts w:ascii="Courier New" w:eastAsia="Courier New" w:hAnsi="Courier New" w:cs="Courier New"/>
+          <w:b/>
+          <w:sz w:val="21"/>
+          <w:szCs w:val="21"/>
+        </w:rPr>
+      </w:pPr>
+      <w:proofErr w:type="spellStart"/>
+      <w:r>
+        <w:rPr>
+          <w:rFonts w:ascii="Courier New" w:eastAsia="Courier New" w:hAnsi="Courier New" w:cs="Courier New"/>
+          <w:b/>
+          <w:sz w:val="21"/>
+          <w:szCs w:val="21"/>
+        </w:rPr>
+        <w:t>xlabel</w:t>
+      </w:r>
+      <w:proofErr w:type="spellEnd"/>
+      <w:r>
+        <w:rPr>
+          <w:rFonts w:ascii="Courier New" w:eastAsia="Courier New" w:hAnsi="Courier New" w:cs="Courier New"/>
+          <w:b/>
+          <w:sz w:val="21"/>
+          <w:szCs w:val="21"/>
+        </w:rPr>
+        <w:t>('Час (с)');</w:t>
+      </w:r>
+    </w:p>
+    <w:p>
+      <w:pPr>
+        <w:spacing w:line="312" w:lineRule="auto"/>
+        <w:rPr>
+          <w:rFonts w:ascii="Courier New" w:eastAsia="Courier New" w:hAnsi="Courier New" w:cs="Courier New"/>
+          <w:b/>
+          <w:sz w:val="21"/>
+          <w:szCs w:val="21"/>
+        </w:rPr>
+      </w:pPr>
+      <w:proofErr w:type="spellStart"/>
+      <w:r>
+        <w:rPr>
+          <w:rFonts w:ascii="Courier New" w:eastAsia="Courier New" w:hAnsi="Courier New" w:cs="Courier New"/>
+          <w:b/>
+          <w:sz w:val="21"/>
+          <w:szCs w:val="21"/>
+        </w:rPr>
+        <w:t>ylabel</w:t>
+      </w:r>
+      <w:proofErr w:type="spellEnd"/>
+      <w:r>
+        <w:rPr>
+          <w:rFonts w:ascii="Courier New" w:eastAsia="Courier New" w:hAnsi="Courier New" w:cs="Courier New"/>
+          <w:b/>
+          <w:sz w:val="21"/>
+          <w:szCs w:val="21"/>
+        </w:rPr>
+        <w:t>('\</w:t>
+      </w:r>
+      <w:proofErr w:type="spellStart"/>
+      <w:r>
+        <w:rPr>
+          <w:rFonts w:ascii="Courier New" w:eastAsia="Courier New" w:hAnsi="Courier New" w:cs="Courier New"/>
+          <w:b/>
+          <w:sz w:val="21"/>
+          <w:szCs w:val="21"/>
+        </w:rPr>
+        <w:t>theta</w:t>
+      </w:r>
+      <w:proofErr w:type="spellEnd"/>
+      <w:r>
+        <w:rPr>
+          <w:rFonts w:ascii="Courier New" w:eastAsia="Courier New" w:hAnsi="Courier New" w:cs="Courier New"/>
+          <w:b/>
+          <w:sz w:val="21"/>
+          <w:szCs w:val="21"/>
+        </w:rPr>
+        <w:t xml:space="preserve"> (рад)');</w:t>
+      </w:r>
+    </w:p>
+    <w:p>
+      <w:pPr>
+        <w:spacing w:line="312" w:lineRule="auto"/>
+        <w:rPr>
+          <w:rFonts w:ascii="Courier New" w:eastAsia="Courier New" w:hAnsi="Courier New" w:cs="Courier New"/>
+          <w:b/>
+          <w:sz w:val="21"/>
+          <w:szCs w:val="21"/>
+        </w:rPr>
+      </w:pPr>
+      <w:proofErr w:type="spellStart"/>
+      <w:r>
+        <w:rPr>
+          <w:rFonts w:ascii="Courier New" w:eastAsia="Courier New" w:hAnsi="Courier New" w:cs="Courier New"/>
+          <w:b/>
+          <w:sz w:val="21"/>
+          <w:szCs w:val="21"/>
+        </w:rPr>
+        <w:t>title</w:t>
+      </w:r>
+      <w:proofErr w:type="spellEnd"/>
+      <w:r>
+        <w:rPr>
+          <w:rFonts w:ascii="Courier New" w:eastAsia="Courier New" w:hAnsi="Courier New" w:cs="Courier New"/>
+          <w:b/>
+          <w:sz w:val="21"/>
+          <w:szCs w:val="21"/>
+        </w:rPr>
+        <w:t>('Вільні незатухаючі коливання математичного маятника');</w:t>
+      </w:r>
+    </w:p>
+    <w:p>
+      <w:pPr>
+        <w:spacing w:line="312" w:lineRule="auto"/>
+        <w:rPr>
+          <w:rFonts w:ascii="Courier New" w:eastAsia="Courier New" w:hAnsi="Courier New" w:cs="Courier New"/>
+          <w:b/>
+          <w:sz w:val="21"/>
+          <w:szCs w:val="21"/>
+        </w:rPr>
+      </w:pPr>
+      <w:proofErr w:type="spellStart"/>
+      <w:r>
+        <w:rPr>
+          <w:rFonts w:ascii="Courier New" w:eastAsia="Courier New" w:hAnsi="Courier New" w:cs="Courier New"/>
+          <w:b/>
+          <w:sz w:val="21"/>
+          <w:szCs w:val="21"/>
+        </w:rPr>
+        <w:t>grid</w:t>
+      </w:r>
+      <w:proofErr w:type="spellEnd"/>
+      <w:r>
+        <w:rPr>
+          <w:rFonts w:ascii="Courier New" w:eastAsia="Courier New" w:hAnsi="Courier New" w:cs="Courier New"/>
+          <w:b/>
+          <w:sz w:val="21"/>
+          <w:szCs w:val="21"/>
+        </w:rPr>
+        <w:t xml:space="preserve"> </w:t>
+      </w:r>
+      <w:proofErr w:type="spellStart"/>
+      <w:r>
+        <w:rPr>
+          <w:rFonts w:ascii="Courier New" w:eastAsia="Courier New" w:hAnsi="Courier New" w:cs="Courier New"/>
+          <w:b/>
+          <w:sz w:val="21"/>
+          <w:szCs w:val="21"/>
+        </w:rPr>
+        <w:t>on</w:t>
+      </w:r>
+      <w:proofErr w:type="spellEnd"/>
+      <w:r>
+        <w:rPr>
+          <w:rFonts w:ascii="Courier New" w:eastAsia="Courier New" w:hAnsi="Courier New" w:cs="Courier New"/>
+          <w:b/>
+          <w:sz w:val="21"/>
+          <w:szCs w:val="21"/>
+        </w:rPr>
+        <w:t>;</w:t>
+      </w:r>
     </w:p>
     <w:p>
       <w:pPr>
         <w:pStyle w:val="4"/>
-      </w:pPr>
-      <w:r>
+        <w:rPr>
+          <w:b/>
+          <w:bCs/>
+          <w:color w:val="auto"/>
+        </w:rPr>
+      </w:pPr>
+      <w:r>
+        <w:rPr>
+          <w:b/>
+          <w:bCs/>
+          <w:color w:val="auto"/>
+        </w:rPr>
         <w:t>Результати виконання та їх аналіз</w:t>
       </w:r>
     </w:p>
     <w:p/>
-    <w:p/>
-    <w:p>
-      <w:pPr>
-        <w:pStyle w:val="3"/>
-        <w:rPr>
-          <w:b/>
-          <w:bCs/>
-        </w:rPr>
-      </w:pPr>
-      <w:r>
-        <w:rPr>
-          <w:b/>
-          <w:bCs/>
-        </w:rPr>
-        <w:t>Завдання 2.</w:t>
-      </w:r>
-    </w:p>
-    <w:p>
-      <w:pPr>
-        <w:pStyle w:val="4"/>
-      </w:pPr>
-      <w:bookmarkStart w:id="8" w:name="_vqe406215xlz" w:colFirst="0" w:colLast="0"/>
-      <w:bookmarkEnd w:id="8"/>
-      <w:r>
-        <w:t>Умова завдання</w:t>
-      </w:r>
-    </w:p>
-    <w:p/>
-    <w:p>
-      <w:pPr>
-        <w:pStyle w:val="4"/>
-      </w:pPr>
-      <w:r>
-        <w:t>Програмна реалізація</w:t>
-      </w:r>
-    </w:p>
-    <w:p/>
-    <w:p>
-      <w:pPr>
-        <w:pStyle w:val="4"/>
-      </w:pPr>
-      <w:bookmarkStart w:id="9" w:name="_uoi7493p9xjj" w:colFirst="0" w:colLast="0"/>
-      <w:bookmarkEnd w:id="9"/>
-      <w:r>
-        <w:t>Результати виконання та їх аналіз</w:t>
-      </w:r>
-    </w:p>
-    <w:p/>
-    <w:p/>
-    <w:p>
-      <w:pPr>
-        <w:pStyle w:val="3"/>
-        <w:rPr>
-          <w:b/>
-          <w:bCs/>
-        </w:rPr>
-      </w:pPr>
-      <w:r>
-        <w:rPr>
-          <w:b/>
-          <w:bCs/>
-        </w:rPr>
-        <w:t>Завдання 3.</w:t>
-      </w:r>
-    </w:p>
-    <w:p>
-      <w:pPr>
-        <w:pStyle w:val="4"/>
-      </w:pPr>
-      <w:bookmarkStart w:id="10" w:name="_55c852ga13p3" w:colFirst="0" w:colLast="0"/>
-      <w:bookmarkEnd w:id="10"/>
-      <w:r>
-        <w:t>Умова завдання</w:t>
-      </w:r>
-    </w:p>
-    <w:p/>
-    <w:p>
-      <w:pPr>
-        <w:pStyle w:val="4"/>
-      </w:pPr>
-      <w:r>
-        <w:lastRenderedPageBreak/>
-        <w:t>Програмна реалізація</w:t>
-      </w:r>
-    </w:p>
-    <w:p/>
-    <w:p>
-      <w:pPr>
-        <w:pStyle w:val="4"/>
-      </w:pPr>
-      <w:bookmarkStart w:id="11" w:name="_6gmh3wgny9fj" w:colFirst="0" w:colLast="0"/>
-      <w:bookmarkEnd w:id="11"/>
-      <w:r>
-        <w:t>Результати виконання та їх аналіз</w:t>
-      </w:r>
-    </w:p>
-    <w:p/>
-    <w:p/>
-    <w:p>
-      <w:pPr>
-        <w:spacing w:line="360" w:lineRule="auto"/>
-        <w:rPr>
-          <w:rFonts w:ascii="Times New Roman" w:hAnsi="Times New Roman" w:cs="Times New Roman"/>
-          <w:sz w:val="28"/>
-          <w:szCs w:val="28"/>
-        </w:rPr>
-      </w:pPr>
-    </w:p>
-    <w:p>
-      <w:pPr>
-        <w:pStyle w:val="3"/>
-        <w:rPr>
-          <w:b/>
-          <w:bCs/>
-        </w:rPr>
-      </w:pPr>
-      <w:bookmarkStart w:id="12" w:name="_kez7zw47g1zx" w:colFirst="0" w:colLast="0"/>
-      <w:bookmarkStart w:id="13" w:name="_3w1q9q4vj0ui" w:colFirst="0" w:colLast="0"/>
-      <w:bookmarkStart w:id="14" w:name="_o8dwy1m9nfjk" w:colFirst="0" w:colLast="0"/>
-      <w:bookmarkStart w:id="15" w:name="_pcef3xu79ukv" w:colFirst="0" w:colLast="0"/>
-      <w:bookmarkEnd w:id="12"/>
-      <w:bookmarkEnd w:id="13"/>
-      <w:bookmarkEnd w:id="14"/>
-      <w:bookmarkEnd w:id="15"/>
-      <w:r>
-        <w:rPr>
-          <w:b/>
-          <w:bCs/>
-        </w:rPr>
-        <w:t>Завдання 4.</w:t>
-      </w:r>
-    </w:p>
-    <w:p>
-      <w:pPr>
-        <w:pStyle w:val="4"/>
-      </w:pPr>
-      <w:bookmarkStart w:id="16" w:name="_8c7vbifojsek" w:colFirst="0" w:colLast="0"/>
-      <w:bookmarkEnd w:id="16"/>
-      <w:r>
-        <w:t>Умова завдання</w:t>
-      </w:r>
-      <w:bookmarkStart w:id="17" w:name="_l2nl53bqnr8r" w:colFirst="0" w:colLast="0"/>
-      <w:bookmarkEnd w:id="17"/>
-    </w:p>
-    <w:p/>
-    <w:p>
-      <w:pPr>
-        <w:pStyle w:val="4"/>
-      </w:pPr>
-      <w:r>
-        <w:t>Програмна реалізація</w:t>
-      </w:r>
-    </w:p>
-    <w:p/>
-    <w:p>
-      <w:pPr>
-        <w:pStyle w:val="4"/>
-      </w:pPr>
-      <w:bookmarkStart w:id="18" w:name="_i1dv18247lxc" w:colFirst="0" w:colLast="0"/>
-      <w:bookmarkEnd w:id="18"/>
-      <w:r>
-        <w:t>Результати виконання та їх аналіз</w:t>
-      </w:r>
-    </w:p>
-    <w:p>
-      <w:pPr>
-        <w:spacing w:line="257" w:lineRule="atLeast"/>
-        <w:rPr>
-          <w:rFonts w:ascii="Consolas" w:eastAsia="Times New Roman" w:hAnsi="Consolas" w:cs="Times New Roman"/>
-          <w:sz w:val="20"/>
-          <w:szCs w:val="20"/>
-          <w:lang w:val="uk-UA"/>
-        </w:rPr>
-      </w:pPr>
-      <w:bookmarkStart w:id="19" w:name="_5ap502pi7z4t" w:colFirst="0" w:colLast="0"/>
-      <w:bookmarkEnd w:id="19"/>
-    </w:p>
-    <w:p>
-      <w:pPr>
-        <w:spacing w:line="257" w:lineRule="atLeast"/>
-        <w:rPr>
-          <w:rFonts w:ascii="Consolas" w:eastAsia="Times New Roman" w:hAnsi="Consolas" w:cs="Times New Roman"/>
-          <w:sz w:val="20"/>
-          <w:szCs w:val="20"/>
-          <w:lang w:val="uk-UA"/>
-        </w:rPr>
-      </w:pPr>
-    </w:p>
-    <w:p>
-      <w:pPr>
-        <w:pStyle w:val="3"/>
-        <w:rPr>
-          <w:b/>
-          <w:bCs/>
-        </w:rPr>
-      </w:pPr>
-    </w:p>
-    <w:p>
-      <w:pPr>
-        <w:pStyle w:val="3"/>
-        <w:rPr>
-          <w:b/>
-          <w:bCs/>
-        </w:rPr>
-      </w:pPr>
-      <w:r>
-        <w:rPr>
-          <w:b/>
-          <w:bCs/>
-        </w:rPr>
-        <w:t>Завдання 5.</w:t>
-      </w:r>
-    </w:p>
-    <w:p>
-      <w:pPr>
-        <w:pStyle w:val="4"/>
-      </w:pPr>
-      <w:bookmarkStart w:id="20" w:name="_4q4i60osdvb" w:colFirst="0" w:colLast="0"/>
-      <w:bookmarkEnd w:id="20"/>
-      <w:r>
-        <w:t>Умова завдання</w:t>
-      </w:r>
-    </w:p>
-    <w:p/>
-    <w:p>
-      <w:pPr>
-        <w:pStyle w:val="4"/>
-      </w:pPr>
-      <w:r>
-        <w:t>Програмна реалізація</w:t>
-      </w:r>
-    </w:p>
-    <w:p/>
-    <w:p>
-      <w:pPr>
-        <w:pStyle w:val="4"/>
-      </w:pPr>
-      <w:bookmarkStart w:id="21" w:name="_3sellt10qu7b" w:colFirst="0" w:colLast="0"/>
-      <w:bookmarkEnd w:id="21"/>
-      <w:r>
-        <w:t>Результати виконання та їх аналіз</w:t>
-      </w:r>
-    </w:p>
-    <w:p/>
-    <w:p/>
-    <w:p>
-      <w:pPr>
-        <w:pStyle w:val="3"/>
-        <w:rPr>
-          <w:b/>
-          <w:bCs/>
-        </w:rPr>
-      </w:pPr>
-      <w:bookmarkStart w:id="22" w:name="_vnuh0plx8ufm" w:colFirst="0" w:colLast="0"/>
-      <w:bookmarkEnd w:id="22"/>
-      <w:r>
-        <w:rPr>
-          <w:b/>
-          <w:bCs/>
-        </w:rPr>
-        <w:t>Завдання 6.</w:t>
-      </w:r>
-    </w:p>
-    <w:p>
-      <w:pPr>
-        <w:pStyle w:val="4"/>
-      </w:pPr>
-      <w:bookmarkStart w:id="23" w:name="_j8jpvfu0scim" w:colFirst="0" w:colLast="0"/>
-      <w:bookmarkEnd w:id="23"/>
-      <w:r>
-        <w:t>Умова завдання</w:t>
-      </w:r>
-      <w:bookmarkStart w:id="24" w:name="_yfnt29rl9gfo" w:colFirst="0" w:colLast="0"/>
-      <w:bookmarkEnd w:id="24"/>
-    </w:p>
-    <w:p/>
-    <w:p>
-      <w:pPr>
-        <w:pStyle w:val="4"/>
-      </w:pPr>
-      <w:r>
-        <w:t>Програмна реалізація</w:t>
-      </w:r>
-    </w:p>
-    <w:p/>
-    <w:p>
-      <w:pPr>
-        <w:pStyle w:val="4"/>
-      </w:pPr>
-      <w:bookmarkStart w:id="25" w:name="_qz0wc7fm4h5y" w:colFirst="0" w:colLast="0"/>
-      <w:bookmarkEnd w:id="25"/>
-      <w:r>
-        <w:lastRenderedPageBreak/>
-        <w:t>Результати виконання та їх аналіз</w:t>
-      </w:r>
-      <w:bookmarkStart w:id="26" w:name="_vrh3vidztp7d" w:colFirst="0" w:colLast="0"/>
-      <w:bookmarkEnd w:id="26"/>
-    </w:p>
-    <w:p/>
-    <w:p/>
-    <w:p>
-      <w:pPr>
-        <w:pStyle w:val="3"/>
-        <w:rPr>
-          <w:b/>
-          <w:bCs/>
-        </w:rPr>
-      </w:pPr>
-      <w:r>
-        <w:rPr>
-          <w:b/>
-          <w:bCs/>
-        </w:rPr>
-        <w:t xml:space="preserve">Завдання </w:t>
-      </w:r>
-      <w:r>
-        <w:rPr>
-          <w:b/>
-          <w:bCs/>
-          <w:lang w:val="ru-RU"/>
-        </w:rPr>
-        <w:t>7</w:t>
-      </w:r>
-      <w:r>
-        <w:rPr>
-          <w:b/>
-          <w:bCs/>
-        </w:rPr>
-        <w:t>.</w:t>
-      </w:r>
-    </w:p>
-    <w:p>
-      <w:pPr>
-        <w:pStyle w:val="4"/>
-      </w:pPr>
-      <w:r>
-        <w:t>Умова завдання</w:t>
-      </w:r>
-    </w:p>
-    <w:p/>
-    <w:p>
-      <w:pPr>
-        <w:pStyle w:val="4"/>
-      </w:pPr>
-      <w:r>
-        <w:t>Програмна реалізація</w:t>
-      </w:r>
-    </w:p>
-    <w:p/>
-    <w:p>
-      <w:pPr>
-        <w:pStyle w:val="4"/>
-      </w:pPr>
-      <w:r>
-        <w:t>Результати виконання та їх аналіз</w:t>
-      </w:r>
-    </w:p>
-    <w:p/>
-    <w:p>
-      <w:pPr>
-        <w:pStyle w:val="3"/>
-        <w:rPr>
-          <w:b/>
-          <w:bCs/>
-        </w:rPr>
-      </w:pPr>
-      <w:r>
-        <w:rPr>
-          <w:b/>
-          <w:bCs/>
-        </w:rPr>
-        <w:t xml:space="preserve">Завдання </w:t>
-      </w:r>
-      <w:r>
-        <w:rPr>
-          <w:b/>
-          <w:bCs/>
-          <w:lang w:val="ru-RU"/>
-        </w:rPr>
-        <w:t>8</w:t>
-      </w:r>
-      <w:r>
-        <w:rPr>
-          <w:b/>
-          <w:bCs/>
-        </w:rPr>
-        <w:t>.</w:t>
-      </w:r>
-    </w:p>
-    <w:p>
-      <w:pPr>
-        <w:pStyle w:val="4"/>
-      </w:pPr>
-      <w:r>
-        <w:t>Умова завдання</w:t>
-      </w:r>
-    </w:p>
-    <w:p/>
-    <w:p>
-      <w:pPr>
-        <w:pStyle w:val="4"/>
-      </w:pPr>
-      <w:r>
-        <w:t>Програмна реалізація</w:t>
-      </w:r>
-    </w:p>
-    <w:p/>
-    <w:p>
-      <w:pPr>
-        <w:pStyle w:val="4"/>
-      </w:pPr>
-      <w:r>
-        <w:t>Результати виконання та їх аналіз</w:t>
-      </w:r>
-    </w:p>
-    <w:p/>
-    <w:p>
-      <w:pPr>
-        <w:pStyle w:val="3"/>
-        <w:rPr>
-          <w:b/>
-          <w:bCs/>
-        </w:rPr>
-      </w:pPr>
-    </w:p>
-    <w:p>
-      <w:pPr>
-        <w:pStyle w:val="3"/>
-        <w:rPr>
-          <w:b/>
-          <w:bCs/>
-        </w:rPr>
-      </w:pPr>
-      <w:r>
-        <w:rPr>
-          <w:b/>
-          <w:bCs/>
-        </w:rPr>
-        <w:t>Завдання 9.</w:t>
-      </w:r>
-    </w:p>
-    <w:p>
-      <w:pPr>
-        <w:pStyle w:val="4"/>
-      </w:pPr>
-      <w:r>
-        <w:t>Умова завдання</w:t>
-      </w:r>
-    </w:p>
-    <w:p/>
-    <w:p>
-      <w:pPr>
-        <w:pStyle w:val="4"/>
-      </w:pPr>
-      <w:r>
-        <w:t>Програмна реалізація</w:t>
-      </w:r>
-    </w:p>
-    <w:p/>
-    <w:p>
-      <w:pPr>
-        <w:pStyle w:val="4"/>
-      </w:pPr>
-      <w:r>
-        <w:t>Результати виконання та їх аналіз</w:t>
-      </w:r>
-    </w:p>
-    <w:p/>
+    <w:p>
+      <w:pPr>
+        <w:spacing w:line="312" w:lineRule="auto"/>
+        <w:rPr>
+          <w:rFonts w:ascii="Courier New" w:eastAsia="Courier New" w:hAnsi="Courier New" w:cs="Courier New"/>
+          <w:b/>
+          <w:sz w:val="21"/>
+          <w:szCs w:val="21"/>
+        </w:rPr>
+      </w:pPr>
+      <w:r>
+        <w:rPr>
+          <w:rFonts w:ascii="Courier New" w:eastAsia="Courier New" w:hAnsi="Courier New" w:cs="Courier New"/>
+          <w:b/>
+          <w:sz w:val="21"/>
+          <w:szCs w:val="21"/>
+        </w:rPr>
+        <w:t>octave:1&gt; % Параметри моделі</w:t>
+      </w:r>
+    </w:p>
+    <w:p>
+      <w:pPr>
+        <w:spacing w:line="312" w:lineRule="auto"/>
+        <w:rPr>
+          <w:rFonts w:ascii="Courier New" w:eastAsia="Courier New" w:hAnsi="Courier New" w:cs="Courier New"/>
+          <w:b/>
+          <w:sz w:val="21"/>
+          <w:szCs w:val="21"/>
+        </w:rPr>
+      </w:pPr>
+      <w:r>
+        <w:rPr>
+          <w:rFonts w:ascii="Courier New" w:eastAsia="Courier New" w:hAnsi="Courier New" w:cs="Courier New"/>
+          <w:b/>
+          <w:sz w:val="21"/>
+          <w:szCs w:val="21"/>
+        </w:rPr>
+        <w:t xml:space="preserve">g = 9.81;        % прискорення </w:t>
+      </w:r>
+    </w:p>
+    <w:p>
+      <w:pPr>
+        <w:spacing w:line="312" w:lineRule="auto"/>
+        <w:rPr>
+          <w:rFonts w:ascii="Courier New" w:eastAsia="Courier New" w:hAnsi="Courier New" w:cs="Courier New"/>
+          <w:b/>
+          <w:sz w:val="21"/>
+          <w:szCs w:val="21"/>
+        </w:rPr>
+      </w:pPr>
+      <w:r>
+        <w:rPr>
+          <w:rFonts w:ascii="Courier New" w:eastAsia="Courier New" w:hAnsi="Courier New" w:cs="Courier New"/>
+          <w:b/>
+          <w:sz w:val="21"/>
+          <w:szCs w:val="21"/>
+        </w:rPr>
+        <w:t xml:space="preserve">l = 1.0;         % довжина </w:t>
+      </w:r>
+    </w:p>
+    <w:p>
+      <w:pPr>
+        <w:spacing w:line="312" w:lineRule="auto"/>
+        <w:rPr>
+          <w:rFonts w:ascii="Courier New" w:eastAsia="Courier New" w:hAnsi="Courier New" w:cs="Courier New"/>
+          <w:b/>
+          <w:sz w:val="21"/>
+          <w:szCs w:val="21"/>
+        </w:rPr>
+      </w:pPr>
+      <w:r>
+        <w:rPr>
+          <w:rFonts w:ascii="Courier New" w:eastAsia="Courier New" w:hAnsi="Courier New" w:cs="Courier New"/>
+          <w:b/>
+          <w:sz w:val="21"/>
+          <w:szCs w:val="21"/>
+        </w:rPr>
+        <w:t xml:space="preserve">theta0 = </w:t>
+      </w:r>
+      <w:proofErr w:type="spellStart"/>
+      <w:r>
+        <w:rPr>
+          <w:rFonts w:ascii="Courier New" w:eastAsia="Courier New" w:hAnsi="Courier New" w:cs="Courier New"/>
+          <w:b/>
+          <w:sz w:val="21"/>
+          <w:szCs w:val="21"/>
+        </w:rPr>
+        <w:t>pi</w:t>
+      </w:r>
+      <w:proofErr w:type="spellEnd"/>
+      <w:r>
+        <w:rPr>
+          <w:rFonts w:ascii="Courier New" w:eastAsia="Courier New" w:hAnsi="Courier New" w:cs="Courier New"/>
+          <w:b/>
+          <w:sz w:val="21"/>
+          <w:szCs w:val="21"/>
+        </w:rPr>
+        <w:t>/4;   % початкове відхилення</w:t>
+      </w:r>
+    </w:p>
+    <w:p>
+      <w:pPr>
+        <w:spacing w:line="312" w:lineRule="auto"/>
+        <w:rPr>
+          <w:rFonts w:ascii="Courier New" w:eastAsia="Courier New" w:hAnsi="Courier New" w:cs="Courier New"/>
+          <w:b/>
+          <w:sz w:val="21"/>
+          <w:szCs w:val="21"/>
+        </w:rPr>
+      </w:pPr>
+      <w:r>
+        <w:rPr>
+          <w:rFonts w:ascii="Courier New" w:eastAsia="Courier New" w:hAnsi="Courier New" w:cs="Courier New"/>
+          <w:b/>
+          <w:sz w:val="21"/>
+          <w:szCs w:val="21"/>
+        </w:rPr>
+        <w:t>omega0 = 0;      % початкова швидкість</w:t>
+      </w:r>
+    </w:p>
+    <w:p>
+      <w:pPr>
+        <w:spacing w:line="312" w:lineRule="auto"/>
+        <w:rPr>
+          <w:rFonts w:ascii="Courier New" w:eastAsia="Courier New" w:hAnsi="Courier New" w:cs="Courier New"/>
+          <w:b/>
+          <w:sz w:val="21"/>
+          <w:szCs w:val="21"/>
+        </w:rPr>
+      </w:pPr>
+    </w:p>
+    <w:p>
+      <w:pPr>
+        <w:spacing w:line="312" w:lineRule="auto"/>
+        <w:rPr>
+          <w:rFonts w:ascii="Courier New" w:eastAsia="Courier New" w:hAnsi="Courier New" w:cs="Courier New"/>
+          <w:b/>
+          <w:sz w:val="21"/>
+          <w:szCs w:val="21"/>
+        </w:rPr>
+      </w:pPr>
+      <w:r>
+        <w:rPr>
+          <w:rFonts w:ascii="Courier New" w:eastAsia="Courier New" w:hAnsi="Courier New" w:cs="Courier New"/>
+          <w:b/>
+          <w:sz w:val="21"/>
+          <w:szCs w:val="21"/>
+        </w:rPr>
+        <w:t>% Час моделювання</w:t>
+      </w:r>
+    </w:p>
+    <w:p>
+      <w:pPr>
+        <w:spacing w:line="312" w:lineRule="auto"/>
+        <w:rPr>
+          <w:rFonts w:ascii="Courier New" w:eastAsia="Courier New" w:hAnsi="Courier New" w:cs="Courier New"/>
+          <w:b/>
+          <w:sz w:val="21"/>
+          <w:szCs w:val="21"/>
+        </w:rPr>
+      </w:pPr>
+      <w:proofErr w:type="spellStart"/>
+      <w:r>
+        <w:rPr>
+          <w:rFonts w:ascii="Courier New" w:eastAsia="Courier New" w:hAnsi="Courier New" w:cs="Courier New"/>
+          <w:b/>
+          <w:sz w:val="21"/>
+          <w:szCs w:val="21"/>
+        </w:rPr>
+        <w:t>t_max</w:t>
+      </w:r>
+      <w:proofErr w:type="spellEnd"/>
+      <w:r>
+        <w:rPr>
+          <w:rFonts w:ascii="Courier New" w:eastAsia="Courier New" w:hAnsi="Courier New" w:cs="Courier New"/>
+          <w:b/>
+          <w:sz w:val="21"/>
+          <w:szCs w:val="21"/>
+        </w:rPr>
+        <w:t xml:space="preserve"> = 10;</w:t>
+      </w:r>
+    </w:p>
+    <w:p>
+      <w:pPr>
+        <w:spacing w:line="312" w:lineRule="auto"/>
+        <w:rPr>
+          <w:rFonts w:ascii="Courier New" w:eastAsia="Courier New" w:hAnsi="Courier New" w:cs="Courier New"/>
+          <w:b/>
+          <w:sz w:val="21"/>
+          <w:szCs w:val="21"/>
+        </w:rPr>
+      </w:pPr>
+      <w:proofErr w:type="spellStart"/>
+      <w:r>
+        <w:rPr>
+          <w:rFonts w:ascii="Courier New" w:eastAsia="Courier New" w:hAnsi="Courier New" w:cs="Courier New"/>
+          <w:b/>
+          <w:sz w:val="21"/>
+          <w:szCs w:val="21"/>
+        </w:rPr>
+        <w:t>dt</w:t>
+      </w:r>
+      <w:proofErr w:type="spellEnd"/>
+      <w:r>
+        <w:rPr>
+          <w:rFonts w:ascii="Courier New" w:eastAsia="Courier New" w:hAnsi="Courier New" w:cs="Courier New"/>
+          <w:b/>
+          <w:sz w:val="21"/>
+          <w:szCs w:val="21"/>
+        </w:rPr>
+        <w:t xml:space="preserve"> = 0.01;</w:t>
+      </w:r>
+    </w:p>
+    <w:p>
+      <w:pPr>
+        <w:spacing w:line="312" w:lineRule="auto"/>
+        <w:rPr>
+          <w:rFonts w:ascii="Courier New" w:eastAsia="Courier New" w:hAnsi="Courier New" w:cs="Courier New"/>
+          <w:b/>
+          <w:sz w:val="21"/>
+          <w:szCs w:val="21"/>
+        </w:rPr>
+      </w:pPr>
+      <w:r>
+        <w:rPr>
+          <w:rFonts w:ascii="Courier New" w:eastAsia="Courier New" w:hAnsi="Courier New" w:cs="Courier New"/>
+          <w:b/>
+          <w:sz w:val="21"/>
+          <w:szCs w:val="21"/>
+        </w:rPr>
+        <w:t>t = 0:dt:t_max;</w:t>
+      </w:r>
+    </w:p>
+    <w:p>
+      <w:pPr>
+        <w:spacing w:line="312" w:lineRule="auto"/>
+        <w:rPr>
+          <w:rFonts w:ascii="Courier New" w:eastAsia="Courier New" w:hAnsi="Courier New" w:cs="Courier New"/>
+          <w:b/>
+          <w:sz w:val="21"/>
+          <w:szCs w:val="21"/>
+        </w:rPr>
+      </w:pPr>
+    </w:p>
+    <w:p>
+      <w:pPr>
+        <w:spacing w:line="312" w:lineRule="auto"/>
+        <w:rPr>
+          <w:rFonts w:ascii="Courier New" w:eastAsia="Courier New" w:hAnsi="Courier New" w:cs="Courier New"/>
+          <w:b/>
+          <w:sz w:val="21"/>
+          <w:szCs w:val="21"/>
+        </w:rPr>
+      </w:pPr>
+      <w:r>
+        <w:rPr>
+          <w:rFonts w:ascii="Courier New" w:eastAsia="Courier New" w:hAnsi="Courier New" w:cs="Courier New"/>
+          <w:b/>
+          <w:sz w:val="21"/>
+          <w:szCs w:val="21"/>
+        </w:rPr>
+        <w:t>% Ініціалізація</w:t>
+      </w:r>
+    </w:p>
+    <w:p>
+      <w:pPr>
+        <w:spacing w:line="312" w:lineRule="auto"/>
+        <w:rPr>
+          <w:rFonts w:ascii="Courier New" w:eastAsia="Courier New" w:hAnsi="Courier New" w:cs="Courier New"/>
+          <w:b/>
+          <w:sz w:val="21"/>
+          <w:szCs w:val="21"/>
+        </w:rPr>
+      </w:pPr>
+      <w:proofErr w:type="spellStart"/>
+      <w:r>
+        <w:rPr>
+          <w:rFonts w:ascii="Courier New" w:eastAsia="Courier New" w:hAnsi="Courier New" w:cs="Courier New"/>
+          <w:b/>
+          <w:sz w:val="21"/>
+          <w:szCs w:val="21"/>
+        </w:rPr>
+        <w:t>theta</w:t>
+      </w:r>
+      <w:proofErr w:type="spellEnd"/>
+      <w:r>
+        <w:rPr>
+          <w:rFonts w:ascii="Courier New" w:eastAsia="Courier New" w:hAnsi="Courier New" w:cs="Courier New"/>
+          <w:b/>
+          <w:sz w:val="21"/>
+          <w:szCs w:val="21"/>
+        </w:rPr>
+        <w:t xml:space="preserve"> = </w:t>
+      </w:r>
+      <w:proofErr w:type="spellStart"/>
+      <w:r>
+        <w:rPr>
+          <w:rFonts w:ascii="Courier New" w:eastAsia="Courier New" w:hAnsi="Courier New" w:cs="Courier New"/>
+          <w:b/>
+          <w:sz w:val="21"/>
+          <w:szCs w:val="21"/>
+        </w:rPr>
+        <w:t>zeros</w:t>
+      </w:r>
+      <w:proofErr w:type="spellEnd"/>
+      <w:r>
+        <w:rPr>
+          <w:rFonts w:ascii="Courier New" w:eastAsia="Courier New" w:hAnsi="Courier New" w:cs="Courier New"/>
+          <w:b/>
+          <w:sz w:val="21"/>
+          <w:szCs w:val="21"/>
+        </w:rPr>
+        <w:t xml:space="preserve">(1, </w:t>
+      </w:r>
+      <w:proofErr w:type="spellStart"/>
+      <w:r>
+        <w:rPr>
+          <w:rFonts w:ascii="Courier New" w:eastAsia="Courier New" w:hAnsi="Courier New" w:cs="Courier New"/>
+          <w:b/>
+          <w:sz w:val="21"/>
+          <w:szCs w:val="21"/>
+        </w:rPr>
+        <w:t>length</w:t>
+      </w:r>
+      <w:proofErr w:type="spellEnd"/>
+      <w:r>
+        <w:rPr>
+          <w:rFonts w:ascii="Courier New" w:eastAsia="Courier New" w:hAnsi="Courier New" w:cs="Courier New"/>
+          <w:b/>
+          <w:sz w:val="21"/>
+          <w:szCs w:val="21"/>
+        </w:rPr>
+        <w:t>(t));</w:t>
+      </w:r>
+    </w:p>
+    <w:p>
+      <w:pPr>
+        <w:spacing w:line="312" w:lineRule="auto"/>
+        <w:rPr>
+          <w:rFonts w:ascii="Courier New" w:eastAsia="Courier New" w:hAnsi="Courier New" w:cs="Courier New"/>
+          <w:b/>
+          <w:sz w:val="21"/>
+          <w:szCs w:val="21"/>
+        </w:rPr>
+      </w:pPr>
+      <w:proofErr w:type="spellStart"/>
+      <w:r>
+        <w:rPr>
+          <w:rFonts w:ascii="Courier New" w:eastAsia="Courier New" w:hAnsi="Courier New" w:cs="Courier New"/>
+          <w:b/>
+          <w:sz w:val="21"/>
+          <w:szCs w:val="21"/>
+        </w:rPr>
+        <w:t>omega</w:t>
+      </w:r>
+      <w:proofErr w:type="spellEnd"/>
+      <w:r>
+        <w:rPr>
+          <w:rFonts w:ascii="Courier New" w:eastAsia="Courier New" w:hAnsi="Courier New" w:cs="Courier New"/>
+          <w:b/>
+          <w:sz w:val="21"/>
+          <w:szCs w:val="21"/>
+        </w:rPr>
+        <w:t xml:space="preserve"> = </w:t>
+      </w:r>
+      <w:proofErr w:type="spellStart"/>
+      <w:r>
+        <w:rPr>
+          <w:rFonts w:ascii="Courier New" w:eastAsia="Courier New" w:hAnsi="Courier New" w:cs="Courier New"/>
+          <w:b/>
+          <w:sz w:val="21"/>
+          <w:szCs w:val="21"/>
+        </w:rPr>
+        <w:t>zeros</w:t>
+      </w:r>
+      <w:proofErr w:type="spellEnd"/>
+      <w:r>
+        <w:rPr>
+          <w:rFonts w:ascii="Courier New" w:eastAsia="Courier New" w:hAnsi="Courier New" w:cs="Courier New"/>
+          <w:b/>
+          <w:sz w:val="21"/>
+          <w:szCs w:val="21"/>
+        </w:rPr>
+        <w:t xml:space="preserve">(1, </w:t>
+      </w:r>
+      <w:proofErr w:type="spellStart"/>
+      <w:r>
+        <w:rPr>
+          <w:rFonts w:ascii="Courier New" w:eastAsia="Courier New" w:hAnsi="Courier New" w:cs="Courier New"/>
+          <w:b/>
+          <w:sz w:val="21"/>
+          <w:szCs w:val="21"/>
+        </w:rPr>
+        <w:t>length</w:t>
+      </w:r>
+      <w:proofErr w:type="spellEnd"/>
+      <w:r>
+        <w:rPr>
+          <w:rFonts w:ascii="Courier New" w:eastAsia="Courier New" w:hAnsi="Courier New" w:cs="Courier New"/>
+          <w:b/>
+          <w:sz w:val="21"/>
+          <w:szCs w:val="21"/>
+        </w:rPr>
+        <w:t>(t));</w:t>
+      </w:r>
+    </w:p>
+    <w:p>
+      <w:pPr>
+        <w:spacing w:line="312" w:lineRule="auto"/>
+        <w:rPr>
+          <w:rFonts w:ascii="Courier New" w:eastAsia="Courier New" w:hAnsi="Courier New" w:cs="Courier New"/>
+          <w:b/>
+          <w:sz w:val="21"/>
+          <w:szCs w:val="21"/>
+        </w:rPr>
+      </w:pPr>
+      <w:proofErr w:type="spellStart"/>
+      <w:r>
+        <w:rPr>
+          <w:rFonts w:ascii="Courier New" w:eastAsia="Courier New" w:hAnsi="Courier New" w:cs="Courier New"/>
+          <w:b/>
+          <w:sz w:val="21"/>
+          <w:szCs w:val="21"/>
+        </w:rPr>
+        <w:t>theta</w:t>
+      </w:r>
+      <w:proofErr w:type="spellEnd"/>
+      <w:r>
+        <w:rPr>
+          <w:rFonts w:ascii="Courier New" w:eastAsia="Courier New" w:hAnsi="Courier New" w:cs="Courier New"/>
+          <w:b/>
+          <w:sz w:val="21"/>
+          <w:szCs w:val="21"/>
+        </w:rPr>
+        <w:t>(1) = theta0;</w:t>
+      </w:r>
+    </w:p>
+    <w:p>
+      <w:pPr>
+        <w:spacing w:line="312" w:lineRule="auto"/>
+        <w:rPr>
+          <w:rFonts w:ascii="Courier New" w:eastAsia="Courier New" w:hAnsi="Courier New" w:cs="Courier New"/>
+          <w:b/>
+          <w:sz w:val="21"/>
+          <w:szCs w:val="21"/>
+        </w:rPr>
+      </w:pPr>
+      <w:proofErr w:type="spellStart"/>
+      <w:r>
+        <w:rPr>
+          <w:rFonts w:ascii="Courier New" w:eastAsia="Courier New" w:hAnsi="Courier New" w:cs="Courier New"/>
+          <w:b/>
+          <w:sz w:val="21"/>
+          <w:szCs w:val="21"/>
+        </w:rPr>
+        <w:t>omega</w:t>
+      </w:r>
+      <w:proofErr w:type="spellEnd"/>
+      <w:r>
+        <w:rPr>
+          <w:rFonts w:ascii="Courier New" w:eastAsia="Courier New" w:hAnsi="Courier New" w:cs="Courier New"/>
+          <w:b/>
+          <w:sz w:val="21"/>
+          <w:szCs w:val="21"/>
+        </w:rPr>
+        <w:t>(1) = omega0;</w:t>
+      </w:r>
+    </w:p>
+    <w:p>
+      <w:pPr>
+        <w:spacing w:line="312" w:lineRule="auto"/>
+        <w:rPr>
+          <w:rFonts w:ascii="Courier New" w:eastAsia="Courier New" w:hAnsi="Courier New" w:cs="Courier New"/>
+          <w:b/>
+          <w:sz w:val="21"/>
+          <w:szCs w:val="21"/>
+        </w:rPr>
+      </w:pPr>
+    </w:p>
+    <w:p>
+      <w:pPr>
+        <w:spacing w:line="312" w:lineRule="auto"/>
+        <w:rPr>
+          <w:rFonts w:ascii="Courier New" w:eastAsia="Courier New" w:hAnsi="Courier New" w:cs="Courier New"/>
+          <w:b/>
+          <w:sz w:val="21"/>
+          <w:szCs w:val="21"/>
+        </w:rPr>
+      </w:pPr>
+      <w:r>
+        <w:rPr>
+          <w:rFonts w:ascii="Courier New" w:eastAsia="Courier New" w:hAnsi="Courier New" w:cs="Courier New"/>
+          <w:b/>
+          <w:sz w:val="21"/>
+          <w:szCs w:val="21"/>
+        </w:rPr>
+        <w:t>% Чисельне інтегрування методом Ейлера</w:t>
+      </w:r>
+    </w:p>
+    <w:p>
+      <w:pPr>
+        <w:spacing w:line="312" w:lineRule="auto"/>
+        <w:rPr>
+          <w:rFonts w:ascii="Courier New" w:eastAsia="Courier New" w:hAnsi="Courier New" w:cs="Courier New"/>
+          <w:b/>
+          <w:sz w:val="21"/>
+          <w:szCs w:val="21"/>
+        </w:rPr>
+      </w:pPr>
+      <w:proofErr w:type="spellStart"/>
+      <w:r>
+        <w:rPr>
+          <w:rFonts w:ascii="Courier New" w:eastAsia="Courier New" w:hAnsi="Courier New" w:cs="Courier New"/>
+          <w:b/>
+          <w:sz w:val="21"/>
+          <w:szCs w:val="21"/>
+        </w:rPr>
+        <w:t>for</w:t>
+      </w:r>
+      <w:proofErr w:type="spellEnd"/>
+      <w:r>
+        <w:rPr>
+          <w:rFonts w:ascii="Courier New" w:eastAsia="Courier New" w:hAnsi="Courier New" w:cs="Courier New"/>
+          <w:b/>
+          <w:sz w:val="21"/>
+          <w:szCs w:val="21"/>
+        </w:rPr>
+        <w:t xml:space="preserve"> i = 1:length(t)-1</w:t>
+      </w:r>
+    </w:p>
+    <w:p>
+      <w:pPr>
+        <w:spacing w:line="312" w:lineRule="auto"/>
+        <w:rPr>
+          <w:rFonts w:ascii="Courier New" w:eastAsia="Courier New" w:hAnsi="Courier New" w:cs="Courier New"/>
+          <w:b/>
+          <w:sz w:val="21"/>
+          <w:szCs w:val="21"/>
+        </w:rPr>
+      </w:pPr>
+      <w:r>
+        <w:rPr>
+          <w:rFonts w:ascii="Courier New" w:eastAsia="Courier New" w:hAnsi="Courier New" w:cs="Courier New"/>
+          <w:b/>
+          <w:sz w:val="21"/>
+          <w:szCs w:val="21"/>
+        </w:rPr>
+        <w:t xml:space="preserve">    </w:t>
+      </w:r>
+      <w:proofErr w:type="spellStart"/>
+      <w:r>
+        <w:rPr>
+          <w:rFonts w:ascii="Courier New" w:eastAsia="Courier New" w:hAnsi="Courier New" w:cs="Courier New"/>
+          <w:b/>
+          <w:sz w:val="21"/>
+          <w:szCs w:val="21"/>
+        </w:rPr>
+        <w:t>omega</w:t>
+      </w:r>
+      <w:proofErr w:type="spellEnd"/>
+      <w:r>
+        <w:rPr>
+          <w:rFonts w:ascii="Courier New" w:eastAsia="Courier New" w:hAnsi="Courier New" w:cs="Courier New"/>
+          <w:b/>
+          <w:sz w:val="21"/>
+          <w:szCs w:val="21"/>
+        </w:rPr>
+        <w:t xml:space="preserve">(i+1) = </w:t>
+      </w:r>
+      <w:proofErr w:type="spellStart"/>
+      <w:r>
+        <w:rPr>
+          <w:rFonts w:ascii="Courier New" w:eastAsia="Courier New" w:hAnsi="Courier New" w:cs="Courier New"/>
+          <w:b/>
+          <w:sz w:val="21"/>
+          <w:szCs w:val="21"/>
+        </w:rPr>
+        <w:t>omega</w:t>
+      </w:r>
+      <w:proofErr w:type="spellEnd"/>
+      <w:r>
+        <w:rPr>
+          <w:rFonts w:ascii="Courier New" w:eastAsia="Courier New" w:hAnsi="Courier New" w:cs="Courier New"/>
+          <w:b/>
+          <w:sz w:val="21"/>
+          <w:szCs w:val="21"/>
+        </w:rPr>
+        <w:t>(i) - (g/l)*</w:t>
+      </w:r>
+      <w:proofErr w:type="spellStart"/>
+      <w:r>
+        <w:rPr>
+          <w:rFonts w:ascii="Courier New" w:eastAsia="Courier New" w:hAnsi="Courier New" w:cs="Courier New"/>
+          <w:b/>
+          <w:sz w:val="21"/>
+          <w:szCs w:val="21"/>
+        </w:rPr>
+        <w:t>sin</w:t>
+      </w:r>
+      <w:proofErr w:type="spellEnd"/>
+      <w:r>
+        <w:rPr>
+          <w:rFonts w:ascii="Courier New" w:eastAsia="Courier New" w:hAnsi="Courier New" w:cs="Courier New"/>
+          <w:b/>
+          <w:sz w:val="21"/>
+          <w:szCs w:val="21"/>
+        </w:rPr>
+        <w:t>(</w:t>
+      </w:r>
+      <w:proofErr w:type="spellStart"/>
+      <w:r>
+        <w:rPr>
+          <w:rFonts w:ascii="Courier New" w:eastAsia="Courier New" w:hAnsi="Courier New" w:cs="Courier New"/>
+          <w:b/>
+          <w:sz w:val="21"/>
+          <w:szCs w:val="21"/>
+        </w:rPr>
+        <w:t>theta</w:t>
+      </w:r>
+      <w:proofErr w:type="spellEnd"/>
+      <w:r>
+        <w:rPr>
+          <w:rFonts w:ascii="Courier New" w:eastAsia="Courier New" w:hAnsi="Courier New" w:cs="Courier New"/>
+          <w:b/>
+          <w:sz w:val="21"/>
+          <w:szCs w:val="21"/>
+        </w:rPr>
+        <w:t xml:space="preserve">(i)) * </w:t>
+      </w:r>
+      <w:proofErr w:type="spellStart"/>
+      <w:r>
+        <w:rPr>
+          <w:rFonts w:ascii="Courier New" w:eastAsia="Courier New" w:hAnsi="Courier New" w:cs="Courier New"/>
+          <w:b/>
+          <w:sz w:val="21"/>
+          <w:szCs w:val="21"/>
+        </w:rPr>
+        <w:t>dt</w:t>
+      </w:r>
+      <w:proofErr w:type="spellEnd"/>
+      <w:r>
+        <w:rPr>
+          <w:rFonts w:ascii="Courier New" w:eastAsia="Courier New" w:hAnsi="Courier New" w:cs="Courier New"/>
+          <w:b/>
+          <w:sz w:val="21"/>
+          <w:szCs w:val="21"/>
+        </w:rPr>
+        <w:t>;</w:t>
+      </w:r>
+    </w:p>
+    <w:p>
+      <w:pPr>
+        <w:spacing w:line="312" w:lineRule="auto"/>
+        <w:rPr>
+          <w:rFonts w:ascii="Courier New" w:eastAsia="Courier New" w:hAnsi="Courier New" w:cs="Courier New"/>
+          <w:b/>
+          <w:sz w:val="21"/>
+          <w:szCs w:val="21"/>
+        </w:rPr>
+      </w:pPr>
+      <w:r>
+        <w:rPr>
+          <w:rFonts w:ascii="Courier New" w:eastAsia="Courier New" w:hAnsi="Courier New" w:cs="Courier New"/>
+          <w:b/>
+          <w:sz w:val="21"/>
+          <w:szCs w:val="21"/>
+        </w:rPr>
+        <w:t xml:space="preserve">    </w:t>
+      </w:r>
+      <w:proofErr w:type="spellStart"/>
+      <w:r>
+        <w:rPr>
+          <w:rFonts w:ascii="Courier New" w:eastAsia="Courier New" w:hAnsi="Courier New" w:cs="Courier New"/>
+          <w:b/>
+          <w:sz w:val="21"/>
+          <w:szCs w:val="21"/>
+        </w:rPr>
+        <w:t>theta</w:t>
+      </w:r>
+      <w:proofErr w:type="spellEnd"/>
+      <w:r>
+        <w:rPr>
+          <w:rFonts w:ascii="Courier New" w:eastAsia="Courier New" w:hAnsi="Courier New" w:cs="Courier New"/>
+          <w:b/>
+          <w:sz w:val="21"/>
+          <w:szCs w:val="21"/>
+        </w:rPr>
+        <w:t xml:space="preserve">(i+1) = </w:t>
+      </w:r>
+      <w:proofErr w:type="spellStart"/>
+      <w:r>
+        <w:rPr>
+          <w:rFonts w:ascii="Courier New" w:eastAsia="Courier New" w:hAnsi="Courier New" w:cs="Courier New"/>
+          <w:b/>
+          <w:sz w:val="21"/>
+          <w:szCs w:val="21"/>
+        </w:rPr>
+        <w:t>theta</w:t>
+      </w:r>
+      <w:proofErr w:type="spellEnd"/>
+      <w:r>
+        <w:rPr>
+          <w:rFonts w:ascii="Courier New" w:eastAsia="Courier New" w:hAnsi="Courier New" w:cs="Courier New"/>
+          <w:b/>
+          <w:sz w:val="21"/>
+          <w:szCs w:val="21"/>
+        </w:rPr>
+        <w:t xml:space="preserve">(i) + </w:t>
+      </w:r>
+      <w:proofErr w:type="spellStart"/>
+      <w:r>
+        <w:rPr>
+          <w:rFonts w:ascii="Courier New" w:eastAsia="Courier New" w:hAnsi="Courier New" w:cs="Courier New"/>
+          <w:b/>
+          <w:sz w:val="21"/>
+          <w:szCs w:val="21"/>
+        </w:rPr>
+        <w:t>omega</w:t>
+      </w:r>
+      <w:proofErr w:type="spellEnd"/>
+      <w:r>
+        <w:rPr>
+          <w:rFonts w:ascii="Courier New" w:eastAsia="Courier New" w:hAnsi="Courier New" w:cs="Courier New"/>
+          <w:b/>
+          <w:sz w:val="21"/>
+          <w:szCs w:val="21"/>
+        </w:rPr>
+        <w:t xml:space="preserve">(i) * </w:t>
+      </w:r>
+      <w:proofErr w:type="spellStart"/>
+      <w:r>
+        <w:rPr>
+          <w:rFonts w:ascii="Courier New" w:eastAsia="Courier New" w:hAnsi="Courier New" w:cs="Courier New"/>
+          <w:b/>
+          <w:sz w:val="21"/>
+          <w:szCs w:val="21"/>
+        </w:rPr>
+        <w:t>dt</w:t>
+      </w:r>
+      <w:proofErr w:type="spellEnd"/>
+      <w:r>
+        <w:rPr>
+          <w:rFonts w:ascii="Courier New" w:eastAsia="Courier New" w:hAnsi="Courier New" w:cs="Courier New"/>
+          <w:b/>
+          <w:sz w:val="21"/>
+          <w:szCs w:val="21"/>
+        </w:rPr>
+        <w:t>;</w:t>
+      </w:r>
+    </w:p>
+    <w:p>
+      <w:pPr>
+        <w:spacing w:line="312" w:lineRule="auto"/>
+        <w:rPr>
+          <w:rFonts w:ascii="Courier New" w:eastAsia="Courier New" w:hAnsi="Courier New" w:cs="Courier New"/>
+          <w:b/>
+          <w:sz w:val="21"/>
+          <w:szCs w:val="21"/>
+        </w:rPr>
+      </w:pPr>
+      <w:proofErr w:type="spellStart"/>
+      <w:r>
+        <w:rPr>
+          <w:rFonts w:ascii="Courier New" w:eastAsia="Courier New" w:hAnsi="Courier New" w:cs="Courier New"/>
+          <w:b/>
+          <w:sz w:val="21"/>
+          <w:szCs w:val="21"/>
+        </w:rPr>
+        <w:t>end</w:t>
+      </w:r>
+      <w:proofErr w:type="spellEnd"/>
+    </w:p>
+    <w:p>
+      <w:pPr>
+        <w:spacing w:line="312" w:lineRule="auto"/>
+        <w:rPr>
+          <w:rFonts w:ascii="Courier New" w:eastAsia="Courier New" w:hAnsi="Courier New" w:cs="Courier New"/>
+          <w:b/>
+          <w:sz w:val="21"/>
+          <w:szCs w:val="21"/>
+        </w:rPr>
+      </w:pPr>
+    </w:p>
+    <w:p>
+      <w:pPr>
+        <w:spacing w:line="312" w:lineRule="auto"/>
+        <w:rPr>
+          <w:rFonts w:ascii="Courier New" w:eastAsia="Courier New" w:hAnsi="Courier New" w:cs="Courier New"/>
+          <w:b/>
+          <w:sz w:val="21"/>
+          <w:szCs w:val="21"/>
+        </w:rPr>
+      </w:pPr>
+      <w:r>
+        <w:rPr>
+          <w:rFonts w:ascii="Courier New" w:eastAsia="Courier New" w:hAnsi="Courier New" w:cs="Courier New"/>
+          <w:b/>
+          <w:sz w:val="21"/>
+          <w:szCs w:val="21"/>
+        </w:rPr>
+        <w:t>% Побудова графіка</w:t>
+      </w:r>
+    </w:p>
+    <w:p>
+      <w:pPr>
+        <w:spacing w:line="312" w:lineRule="auto"/>
+        <w:rPr>
+          <w:rFonts w:ascii="Courier New" w:eastAsia="Courier New" w:hAnsi="Courier New" w:cs="Courier New"/>
+          <w:b/>
+          <w:sz w:val="21"/>
+          <w:szCs w:val="21"/>
+        </w:rPr>
+      </w:pPr>
+      <w:proofErr w:type="spellStart"/>
+      <w:r>
+        <w:rPr>
+          <w:rFonts w:ascii="Courier New" w:eastAsia="Courier New" w:hAnsi="Courier New" w:cs="Courier New"/>
+          <w:b/>
+          <w:sz w:val="21"/>
+          <w:szCs w:val="21"/>
+        </w:rPr>
+        <w:t>figure</w:t>
+      </w:r>
+      <w:proofErr w:type="spellEnd"/>
+      <w:r>
+        <w:rPr>
+          <w:rFonts w:ascii="Courier New" w:eastAsia="Courier New" w:hAnsi="Courier New" w:cs="Courier New"/>
+          <w:b/>
+          <w:sz w:val="21"/>
+          <w:szCs w:val="21"/>
+        </w:rPr>
+        <w:t>;</w:t>
+      </w:r>
+    </w:p>
+    <w:p>
+      <w:pPr>
+        <w:spacing w:line="312" w:lineRule="auto"/>
+        <w:rPr>
+          <w:rFonts w:ascii="Courier New" w:eastAsia="Courier New" w:hAnsi="Courier New" w:cs="Courier New"/>
+          <w:b/>
+          <w:sz w:val="21"/>
+          <w:szCs w:val="21"/>
+        </w:rPr>
+      </w:pPr>
+      <w:proofErr w:type="spellStart"/>
+      <w:r>
+        <w:rPr>
+          <w:rFonts w:ascii="Courier New" w:eastAsia="Courier New" w:hAnsi="Courier New" w:cs="Courier New"/>
+          <w:b/>
+          <w:sz w:val="21"/>
+          <w:szCs w:val="21"/>
+        </w:rPr>
+        <w:t>plot</w:t>
+      </w:r>
+      <w:proofErr w:type="spellEnd"/>
+      <w:r>
+        <w:rPr>
+          <w:rFonts w:ascii="Courier New" w:eastAsia="Courier New" w:hAnsi="Courier New" w:cs="Courier New"/>
+          <w:b/>
+          <w:sz w:val="21"/>
+          <w:szCs w:val="21"/>
+        </w:rPr>
+        <w:t xml:space="preserve">(t, </w:t>
+      </w:r>
+      <w:proofErr w:type="spellStart"/>
+      <w:r>
+        <w:rPr>
+          <w:rFonts w:ascii="Courier New" w:eastAsia="Courier New" w:hAnsi="Courier New" w:cs="Courier New"/>
+          <w:b/>
+          <w:sz w:val="21"/>
+          <w:szCs w:val="21"/>
+        </w:rPr>
+        <w:t>theta</w:t>
+      </w:r>
+      <w:proofErr w:type="spellEnd"/>
+      <w:r>
+        <w:rPr>
+          <w:rFonts w:ascii="Courier New" w:eastAsia="Courier New" w:hAnsi="Courier New" w:cs="Courier New"/>
+          <w:b/>
+          <w:sz w:val="21"/>
+          <w:szCs w:val="21"/>
+        </w:rPr>
+        <w:t>, 'b', '</w:t>
+      </w:r>
+      <w:proofErr w:type="spellStart"/>
+      <w:r>
+        <w:rPr>
+          <w:rFonts w:ascii="Courier New" w:eastAsia="Courier New" w:hAnsi="Courier New" w:cs="Courier New"/>
+          <w:b/>
+          <w:sz w:val="21"/>
+          <w:szCs w:val="21"/>
+        </w:rPr>
+        <w:t>LineWidth</w:t>
+      </w:r>
+      <w:proofErr w:type="spellEnd"/>
+      <w:r>
+        <w:rPr>
+          <w:rFonts w:ascii="Courier New" w:eastAsia="Courier New" w:hAnsi="Courier New" w:cs="Courier New"/>
+          <w:b/>
+          <w:sz w:val="21"/>
+          <w:szCs w:val="21"/>
+        </w:rPr>
+        <w:t>', 2);</w:t>
+      </w:r>
+    </w:p>
+    <w:p>
+      <w:pPr>
+        <w:spacing w:line="312" w:lineRule="auto"/>
+        <w:rPr>
+          <w:rFonts w:ascii="Courier New" w:eastAsia="Courier New" w:hAnsi="Courier New" w:cs="Courier New"/>
+          <w:b/>
+          <w:sz w:val="21"/>
+          <w:szCs w:val="21"/>
+        </w:rPr>
+      </w:pPr>
+      <w:proofErr w:type="spellStart"/>
+      <w:r>
+        <w:rPr>
+          <w:rFonts w:ascii="Courier New" w:eastAsia="Courier New" w:hAnsi="Courier New" w:cs="Courier New"/>
+          <w:b/>
+          <w:sz w:val="21"/>
+          <w:szCs w:val="21"/>
+        </w:rPr>
+        <w:t>xlabel</w:t>
+      </w:r>
+      <w:proofErr w:type="spellEnd"/>
+      <w:r>
+        <w:rPr>
+          <w:rFonts w:ascii="Courier New" w:eastAsia="Courier New" w:hAnsi="Courier New" w:cs="Courier New"/>
+          <w:b/>
+          <w:sz w:val="21"/>
+          <w:szCs w:val="21"/>
+        </w:rPr>
+        <w:t>('Час (с)');</w:t>
+      </w:r>
+    </w:p>
+    <w:p>
+      <w:pPr>
+        <w:spacing w:line="312" w:lineRule="auto"/>
+        <w:rPr>
+          <w:rFonts w:ascii="Courier New" w:eastAsia="Courier New" w:hAnsi="Courier New" w:cs="Courier New"/>
+          <w:b/>
+          <w:sz w:val="21"/>
+          <w:szCs w:val="21"/>
+        </w:rPr>
+      </w:pPr>
+      <w:proofErr w:type="spellStart"/>
+      <w:r>
+        <w:rPr>
+          <w:rFonts w:ascii="Courier New" w:eastAsia="Courier New" w:hAnsi="Courier New" w:cs="Courier New"/>
+          <w:b/>
+          <w:sz w:val="21"/>
+          <w:szCs w:val="21"/>
+        </w:rPr>
+        <w:t>ylabel</w:t>
+      </w:r>
+      <w:proofErr w:type="spellEnd"/>
+      <w:r>
+        <w:rPr>
+          <w:rFonts w:ascii="Courier New" w:eastAsia="Courier New" w:hAnsi="Courier New" w:cs="Courier New"/>
+          <w:b/>
+          <w:sz w:val="21"/>
+          <w:szCs w:val="21"/>
+        </w:rPr>
+        <w:t>('\</w:t>
+      </w:r>
+      <w:proofErr w:type="spellStart"/>
+      <w:r>
+        <w:rPr>
+          <w:rFonts w:ascii="Courier New" w:eastAsia="Courier New" w:hAnsi="Courier New" w:cs="Courier New"/>
+          <w:b/>
+          <w:sz w:val="21"/>
+          <w:szCs w:val="21"/>
+        </w:rPr>
+        <w:t>theta</w:t>
+      </w:r>
+      <w:proofErr w:type="spellEnd"/>
+      <w:r>
+        <w:rPr>
+          <w:rFonts w:ascii="Courier New" w:eastAsia="Courier New" w:hAnsi="Courier New" w:cs="Courier New"/>
+          <w:b/>
+          <w:sz w:val="21"/>
+          <w:szCs w:val="21"/>
+        </w:rPr>
+        <w:t xml:space="preserve"> (рад)');</w:t>
+      </w:r>
+    </w:p>
+    <w:p>
+      <w:pPr>
+        <w:spacing w:line="312" w:lineRule="auto"/>
+        <w:rPr>
+          <w:rFonts w:ascii="Courier New" w:eastAsia="Courier New" w:hAnsi="Courier New" w:cs="Courier New"/>
+          <w:b/>
+          <w:sz w:val="21"/>
+          <w:szCs w:val="21"/>
+        </w:rPr>
+      </w:pPr>
+      <w:proofErr w:type="spellStart"/>
+      <w:r>
+        <w:rPr>
+          <w:rFonts w:ascii="Courier New" w:eastAsia="Courier New" w:hAnsi="Courier New" w:cs="Courier New"/>
+          <w:b/>
+          <w:sz w:val="21"/>
+          <w:szCs w:val="21"/>
+        </w:rPr>
+        <w:t>title</w:t>
+      </w:r>
+      <w:proofErr w:type="spellEnd"/>
+      <w:r>
+        <w:rPr>
+          <w:rFonts w:ascii="Courier New" w:eastAsia="Courier New" w:hAnsi="Courier New" w:cs="Courier New"/>
+          <w:b/>
+          <w:sz w:val="21"/>
+          <w:szCs w:val="21"/>
+        </w:rPr>
+        <w:t>('Вільні незатухаючі коливання математичного маятника');</w:t>
+      </w:r>
+    </w:p>
+    <w:p>
+      <w:pPr>
+        <w:spacing w:line="312" w:lineRule="auto"/>
+        <w:rPr>
+          <w:rFonts w:ascii="Courier New" w:eastAsia="Courier New" w:hAnsi="Courier New" w:cs="Courier New"/>
+          <w:b/>
+          <w:sz w:val="21"/>
+          <w:szCs w:val="21"/>
+        </w:rPr>
+      </w:pPr>
+      <w:proofErr w:type="spellStart"/>
+      <w:r>
+        <w:rPr>
+          <w:rFonts w:ascii="Courier New" w:eastAsia="Courier New" w:hAnsi="Courier New" w:cs="Courier New"/>
+          <w:b/>
+          <w:sz w:val="21"/>
+          <w:szCs w:val="21"/>
+        </w:rPr>
+        <w:t>grid</w:t>
+      </w:r>
+      <w:proofErr w:type="spellEnd"/>
+      <w:r>
+        <w:rPr>
+          <w:rFonts w:ascii="Courier New" w:eastAsia="Courier New" w:hAnsi="Courier New" w:cs="Courier New"/>
+          <w:b/>
+          <w:sz w:val="21"/>
+          <w:szCs w:val="21"/>
+        </w:rPr>
+        <w:t xml:space="preserve"> </w:t>
+      </w:r>
+      <w:proofErr w:type="spellStart"/>
+      <w:r>
+        <w:rPr>
+          <w:rFonts w:ascii="Courier New" w:eastAsia="Courier New" w:hAnsi="Courier New" w:cs="Courier New"/>
+          <w:b/>
+          <w:sz w:val="21"/>
+          <w:szCs w:val="21"/>
+        </w:rPr>
+        <w:t>on</w:t>
+      </w:r>
+      <w:proofErr w:type="spellEnd"/>
+      <w:r>
+        <w:rPr>
+          <w:rFonts w:ascii="Courier New" w:eastAsia="Courier New" w:hAnsi="Courier New" w:cs="Courier New"/>
+          <w:b/>
+          <w:sz w:val="21"/>
+          <w:szCs w:val="21"/>
+        </w:rPr>
+        <w:t>;</w:t>
+      </w:r>
+    </w:p>
     <w:p/>
     <w:sectPr>
       <w:pgSz w:w="11909" w:h="16834"/>
